--- a/practice/data/theory/jungol/03_고등/4주차_숙제대체/2026년_4차_고등_수업_학생용_2019-2025.docx
+++ b/practice/data/theory/jungol/03_고등/4주차_숙제대체/2026년_4차_고등_수업_학생용_2019-2025.docx
@@ -1,6 +1,6 @@
 
 <file path=word/document.xml><?xml version="1.0" encoding="utf-8"?>
-<w:document xmlns:wpc="http://schemas.microsoft.com/office/word/2010/wordprocessingCanvas" xmlns:cx="http://schemas.microsoft.com/office/drawing/2014/chartex" xmlns:cx1="http://schemas.microsoft.com/office/drawing/2015/9/8/chartex" xmlns:mc="http://schemas.openxmlformats.org/markup-compatibility/2006" xmlns:o="urn:schemas-microsoft-com:office:office" xmlns:r="http://schemas.openxmlformats.org/officeDocument/2006/relationships" xmlns:m="http://schemas.openxmlformats.org/officeDocument/2006/math" xmlns:v="urn:schemas-microsoft-com:vml" xmlns:wp14="http://schemas.microsoft.com/office/word/2010/wordprocessingDrawing" xmlns:wp="http://schemas.openxmlformats.org/drawingml/2006/wordprocessingDrawing" xmlns:w10="urn:schemas-microsoft-com:office:word" xmlns:w="http://schemas.openxmlformats.org/wordprocessingml/2006/main" xmlns:w14="http://schemas.microsoft.com/office/word/2010/wordml" xmlns:w15="http://schemas.microsoft.com/office/word/2012/wordml" xmlns:w16se="http://schemas.microsoft.com/office/word/2015/wordml/symex" xmlns:wpg="http://schemas.microsoft.com/office/word/2010/wordprocessingGroup" xmlns:wpi="http://schemas.microsoft.com/office/word/2010/wordprocessingInk" xmlns:wne="http://schemas.microsoft.com/office/word/2006/wordml" xmlns:wps="http://schemas.microsoft.com/office/word/2010/wordprocessingShape" mc:Ignorable="w14 w15 w16se wp14">
+<w:document xmlns:wpc="http://schemas.microsoft.com/office/word/2010/wordprocessingCanvas" xmlns:cx="http://schemas.microsoft.com/office/drawing/2014/chartex" xmlns:cx1="http://schemas.microsoft.com/office/drawing/2015/9/8/chartex" xmlns:cx2="http://schemas.microsoft.com/office/drawing/2015/10/21/chartex" xmlns:cx3="http://schemas.microsoft.com/office/drawing/2016/5/9/chartex" xmlns:cx4="http://schemas.microsoft.com/office/drawing/2016/5/10/chartex" xmlns:cx5="http://schemas.microsoft.com/office/drawing/2016/5/11/chartex" xmlns:cx6="http://schemas.microsoft.com/office/drawing/2016/5/12/chartex" xmlns:cx7="http://schemas.microsoft.com/office/drawing/2016/5/13/chartex" xmlns:cx8="http://schemas.microsoft.com/office/drawing/2016/5/14/chartex" xmlns:mc="http://schemas.openxmlformats.org/markup-compatibility/2006" xmlns:aink="http://schemas.microsoft.com/office/drawing/2016/ink" xmlns:am3d="http://schemas.microsoft.com/office/drawing/2017/model3d" xmlns:o="urn:schemas-microsoft-com:office:office" xmlns:r="http://schemas.openxmlformats.org/officeDocument/2006/relationships" xmlns:m="http://schemas.openxmlformats.org/officeDocument/2006/math" xmlns:v="urn:schemas-microsoft-com:vml" xmlns:wp14="http://schemas.microsoft.com/office/word/2010/wordprocessingDrawing" xmlns:wp="http://schemas.openxmlformats.org/drawingml/2006/wordprocessingDrawing" xmlns:w10="urn:schemas-microsoft-com:office:word" xmlns:w="http://schemas.openxmlformats.org/wordprocessingml/2006/main" xmlns:w14="http://schemas.microsoft.com/office/word/2010/wordml" xmlns:w15="http://schemas.microsoft.com/office/word/2012/wordml" xmlns:w16cex="http://schemas.microsoft.com/office/word/2018/wordml/cex" xmlns:w16cid="http://schemas.microsoft.com/office/word/2016/wordml/cid" xmlns:w16="http://schemas.microsoft.com/office/word/2018/wordml" xmlns:w16sdtdh="http://schemas.microsoft.com/office/word/2020/wordml/sdtdatahash" xmlns:w16se="http://schemas.microsoft.com/office/word/2015/wordml/symex" xmlns:wpg="http://schemas.microsoft.com/office/word/2010/wordprocessingGroup" xmlns:wpi="http://schemas.microsoft.com/office/word/2010/wordprocessingInk" xmlns:wne="http://schemas.microsoft.com/office/word/2006/wordml" xmlns:wps="http://schemas.microsoft.com/office/word/2010/wordprocessingShape" mc:Ignorable="w14 w15 w16se w16cid w16 w16cex w16sdtdh wp14">
   <w:body>
     <w:tbl>
       <w:tblPr>
@@ -241,7 +241,7 @@
           <w:noProof/>
         </w:rPr>
         <w:drawing>
-          <wp:anchor distT="114300" distB="114300" distL="114300" distR="114300" simplePos="0" relativeHeight="251659264" behindDoc="0" locked="0" layoutInCell="1" hidden="0" allowOverlap="1" wp14:anchorId="35EDEB42" wp14:editId="03670B83">
+          <wp:anchor distT="114300" distB="114300" distL="114300" distR="114300" simplePos="0" relativeHeight="251659264" behindDoc="0" locked="0" layoutInCell="1" hidden="0" allowOverlap="1" wp14:anchorId="0868BC3C" wp14:editId="350A084A">
             <wp:simplePos x="0" y="0"/>
             <wp:positionH relativeFrom="column">
               <wp:posOffset>2219325</wp:posOffset>
@@ -317,7 +317,7 @@
           <w:noProof/>
         </w:rPr>
         <w:drawing>
-          <wp:anchor distT="0" distB="0" distL="114300" distR="114300" simplePos="0" relativeHeight="251660288" behindDoc="0" locked="0" layoutInCell="1" allowOverlap="1" wp14:anchorId="23314D79" wp14:editId="3575ED3B">
+          <wp:anchor distT="0" distB="0" distL="114300" distR="114300" simplePos="0" relativeHeight="251660288" behindDoc="0" locked="0" layoutInCell="1" allowOverlap="1" wp14:anchorId="5CECC517" wp14:editId="0251E4C4">
             <wp:simplePos x="0" y="0"/>
             <wp:positionH relativeFrom="column">
               <wp:posOffset>0</wp:posOffset>
@@ -990,7 +990,7 @@
           <w:noProof/>
         </w:rPr>
         <w:drawing>
-          <wp:inline distT="0" distB="0" distL="0" distR="0" wp14:anchorId="081AB4D9" wp14:editId="03989618">
+          <wp:inline distT="0" distB="0" distL="0" distR="0" wp14:anchorId="1AC1EBC7" wp14:editId="1C7EEA18">
             <wp:extent cx="4054032" cy="1665838"/>
             <wp:effectExtent l="0" t="0" r="3810" b="0"/>
             <wp:docPr id="23" name="그림 23" descr="[사고력 수학](16)한붓 그리기"/>
@@ -1064,7 +1064,6 @@
           <w:sz w:val="50"/>
           <w:szCs w:val="50"/>
         </w:rPr>
-        <w:lastRenderedPageBreak/>
         <w:t>그래프(트리)</w:t>
       </w:r>
     </w:p>
@@ -1088,7 +1087,7 @@
           <w:noProof/>
         </w:rPr>
         <w:drawing>
-          <wp:inline distT="0" distB="0" distL="0" distR="0" wp14:anchorId="0AAAECDB" wp14:editId="5A4D411C">
+          <wp:inline distT="0" distB="0" distL="0" distR="0" wp14:anchorId="4BE7590F" wp14:editId="05507316">
             <wp:extent cx="1449945" cy="1660551"/>
             <wp:effectExtent l="0" t="0" r="0" b="0"/>
             <wp:docPr id="21" name="그림 21" descr="EMB000078347312"/>
@@ -1156,7 +1155,7 @@
           <w:noProof/>
         </w:rPr>
         <w:drawing>
-          <wp:inline distT="0" distB="0" distL="0" distR="0" wp14:anchorId="60C7A7CF" wp14:editId="667DABD4">
+          <wp:inline distT="0" distB="0" distL="0" distR="0" wp14:anchorId="7A5BD646" wp14:editId="30383FFB">
             <wp:extent cx="2209876" cy="1631290"/>
             <wp:effectExtent l="0" t="0" r="0" b="7620"/>
             <wp:docPr id="3" name="그림 3" descr="EMB000078347311"/>
@@ -1255,7 +1254,6 @@
           <w:szCs w:val="20"/>
         </w:rPr>
       </w:pPr>
-      <w:proofErr w:type="spellStart"/>
       <w:r>
         <w:rPr>
           <w:rFonts w:ascii="맑은 고딕" w:eastAsia="맑은 고딕" w:hAnsi="맑은 고딕" w:cs="맑은 고딕" w:hint="eastAsia"/>
@@ -1265,7 +1263,6 @@
         </w:rPr>
         <w:t>그래프란</w:t>
       </w:r>
-      <w:proofErr w:type="spellEnd"/>
       <w:r>
         <w:rPr>
           <w:rFonts w:ascii="Consolas" w:eastAsia="Consolas" w:hAnsi="Consolas" w:cs="Consolas"/>
@@ -1597,7 +1594,7 @@
         <w:pStyle w:val="3"/>
         <w:widowControl w:val="0"/>
         <w:spacing w:before="200" w:after="200"/>
-        <w:ind w:firstLineChars="100" w:firstLine="255"/>
+        <w:ind w:firstLineChars="100" w:firstLine="260"/>
         <w:rPr>
           <w:rFonts w:ascii="Consolas" w:eastAsia="Consolas" w:hAnsi="Consolas" w:cs="Consolas"/>
           <w:b/>
@@ -1801,10 +1798,11 @@
           <w:sz w:val="20"/>
           <w:szCs w:val="20"/>
         </w:rPr>
+        <w:lastRenderedPageBreak/>
         <mc:AlternateContent>
           <mc:Choice Requires="wps">
             <w:drawing>
-              <wp:anchor distT="0" distB="0" distL="114300" distR="114300" simplePos="0" relativeHeight="251662336" behindDoc="0" locked="0" layoutInCell="1" allowOverlap="1" wp14:anchorId="7E35D8FA" wp14:editId="72D1DD69">
+              <wp:anchor distT="0" distB="0" distL="114300" distR="114300" simplePos="0" relativeHeight="251662336" behindDoc="0" locked="0" layoutInCell="1" allowOverlap="1" wp14:anchorId="78FB4018" wp14:editId="59D6D699">
                 <wp:simplePos x="0" y="0"/>
                 <wp:positionH relativeFrom="column">
                   <wp:posOffset>3708806</wp:posOffset>
@@ -1874,7 +1872,7 @@
           <w:szCs w:val="20"/>
         </w:rPr>
         <w:drawing>
-          <wp:inline distT="19050" distB="19050" distL="19050" distR="19050" wp14:anchorId="7828093D" wp14:editId="32F7725B">
+          <wp:inline distT="19050" distB="19050" distL="19050" distR="19050" wp14:anchorId="21F38B6B" wp14:editId="17384790">
             <wp:extent cx="3174797" cy="1602029"/>
             <wp:effectExtent l="0" t="0" r="6985" b="0"/>
             <wp:docPr id="13" name="image10.png"/>
@@ -1941,7 +1939,7 @@
           <w:szCs w:val="20"/>
         </w:rPr>
         <w:drawing>
-          <wp:inline distT="19050" distB="19050" distL="19050" distR="19050" wp14:anchorId="59EAD703" wp14:editId="214772A5">
+          <wp:inline distT="19050" distB="19050" distL="19050" distR="19050" wp14:anchorId="651E21EC" wp14:editId="500846EE">
             <wp:extent cx="738835" cy="1557655"/>
             <wp:effectExtent l="0" t="0" r="4445" b="4445"/>
             <wp:docPr id="22" name="image10.png"/>
@@ -2000,7 +1998,6 @@
           <w:sz w:val="26"/>
           <w:szCs w:val="26"/>
         </w:rPr>
-        <w:lastRenderedPageBreak/>
         <w:t>가중치 그래프</w:t>
       </w:r>
     </w:p>
@@ -2013,7 +2010,7 @@
           <w:szCs w:val="20"/>
         </w:rPr>
         <w:drawing>
-          <wp:inline distT="19050" distB="19050" distL="19050" distR="19050" wp14:anchorId="4D05F4A4" wp14:editId="7887031A">
+          <wp:inline distT="19050" distB="19050" distL="19050" distR="19050" wp14:anchorId="6895FD63" wp14:editId="5D26B281">
             <wp:extent cx="3100697" cy="2092147"/>
             <wp:effectExtent l="0" t="0" r="5080" b="3810"/>
             <wp:docPr id="24" name="image10.png"/>
@@ -2186,6 +2183,7 @@
         <w:rPr>
           <w:rFonts w:ascii="Consolas" w:hAnsi="Consolas" w:cs="Consolas"/>
         </w:rPr>
+        <w:lastRenderedPageBreak/>
         <w:t xml:space="preserve">  </w:t>
       </w:r>
       <w:r>
@@ -2200,7 +2198,7 @@
           <w:noProof/>
         </w:rPr>
         <w:drawing>
-          <wp:inline distT="0" distB="0" distL="0" distR="0" wp14:anchorId="6E8F003E" wp14:editId="7F0937D7">
+          <wp:inline distT="0" distB="0" distL="0" distR="0" wp14:anchorId="309ADC26" wp14:editId="3FFC7D1D">
             <wp:extent cx="2909875" cy="3314701"/>
             <wp:effectExtent l="0" t="0" r="5080" b="0"/>
             <wp:docPr id="15" name="그림 15" descr="EMB000060a84d57"/>
@@ -2652,7 +2650,6 @@
           <w:sz w:val="26"/>
           <w:szCs w:val="26"/>
         </w:rPr>
-        <w:lastRenderedPageBreak/>
         <w:t>순회 방법</w:t>
       </w:r>
     </w:p>
@@ -2698,7 +2695,7 @@
                 <w:szCs w:val="24"/>
               </w:rPr>
               <w:drawing>
-                <wp:inline distT="0" distB="0" distL="0" distR="0" wp14:anchorId="1716EC4E" wp14:editId="65741971">
+                <wp:inline distT="0" distB="0" distL="0" distR="0" wp14:anchorId="54589D2C" wp14:editId="66928071">
                   <wp:extent cx="2820868" cy="2936981"/>
                   <wp:effectExtent l="0" t="0" r="0" b="0"/>
                   <wp:docPr id="2" name="그림 2"/>
@@ -3108,6 +3105,7 @@
           <w:sz w:val="24"/>
           <w:szCs w:val="24"/>
         </w:rPr>
+        <w:lastRenderedPageBreak/>
         <w:t>1</w:t>
       </w:r>
       <w:r>
@@ -4766,7 +4764,7 @@
     <w:p>
       <w:pPr>
         <w:rPr>
-          <w:rFonts w:ascii="Consolas" w:eastAsiaTheme="minorHAnsi" w:hAnsi="Consolas" w:cs="Consolas" w:hint="eastAsia"/>
+          <w:rFonts w:ascii="Consolas" w:eastAsiaTheme="minorHAnsi" w:hAnsi="Consolas" w:cs="Consolas"/>
           <w:sz w:val="24"/>
           <w:szCs w:val="24"/>
         </w:rPr>
@@ -4819,7 +4817,6 @@
           <w:sz w:val="24"/>
           <w:szCs w:val="24"/>
         </w:rPr>
-        <w:lastRenderedPageBreak/>
         <w:t>다음</w:t>
       </w:r>
       <w:r>
@@ -5042,7 +5039,7 @@
           <w:szCs w:val="24"/>
         </w:rPr>
         <w:drawing>
-          <wp:inline distT="0" distB="0" distL="0" distR="0" wp14:anchorId="2D55EB0C" wp14:editId="54270858">
+          <wp:inline distT="0" distB="0" distL="0" distR="0" wp14:anchorId="1D5658A1" wp14:editId="1492C958">
             <wp:extent cx="3752365" cy="2024113"/>
             <wp:effectExtent l="0" t="0" r="635" b="0"/>
             <wp:docPr id="16" name="그림 16"/>
@@ -6117,7 +6114,6 @@
           <w:sz w:val="24"/>
           <w:szCs w:val="24"/>
         </w:rPr>
-        <w:lastRenderedPageBreak/>
         <w:t>아래와</w:t>
       </w:r>
       <w:r>
@@ -6226,7 +6222,7 @@
           <w:szCs w:val="24"/>
         </w:rPr>
         <w:drawing>
-          <wp:inline distT="0" distB="0" distL="0" distR="0" wp14:anchorId="13ADC86E" wp14:editId="0CEEE65A">
+          <wp:inline distT="0" distB="0" distL="0" distR="0" wp14:anchorId="5E42F8ED" wp14:editId="4A5492A2">
             <wp:extent cx="3580228" cy="1846342"/>
             <wp:effectExtent l="0" t="0" r="1270" b="1905"/>
             <wp:docPr id="17" name="그림 17"/>
@@ -6803,8 +6799,9 @@
           <w:sz w:val="24"/>
           <w:szCs w:val="24"/>
         </w:rPr>
+        <w:lastRenderedPageBreak/>
         <w:drawing>
-          <wp:inline distT="0" distB="0" distL="0" distR="0" wp14:anchorId="4407D2A0" wp14:editId="7B282C59">
+          <wp:inline distT="0" distB="0" distL="0" distR="0" wp14:anchorId="298A3854" wp14:editId="369FC270">
             <wp:extent cx="4262510" cy="2128523"/>
             <wp:effectExtent l="0" t="0" r="5080" b="5080"/>
             <wp:docPr id="25" name="그림 25"/>
@@ -6990,7 +6987,7 @@
           <w:sz w:val="24"/>
           <w:szCs w:val="24"/>
         </w:rPr>
-        <w:t xml:space="preserve"> 12</w:t>
+        <w:t xml:space="preserve"> </w:t>
       </w:r>
       <w:proofErr w:type="gramStart"/>
       <w:r>
@@ -6999,7 +6996,7 @@
           <w:sz w:val="24"/>
           <w:szCs w:val="24"/>
         </w:rPr>
-        <w:t>!/</w:t>
+        <w:t>12!/</w:t>
       </w:r>
       <w:proofErr w:type="gramEnd"/>
       <w:r>
@@ -7321,7 +7318,6 @@
         <w:rPr>
           <w:rFonts w:hint="eastAsia"/>
         </w:rPr>
-        <w:lastRenderedPageBreak/>
         <w:t>아래와 같이 정점이 15개이고,모든 정점에서 출발하는 간선이 정확히 1개씩 있는 방향 그래프가 있다. 정점에는 1부터 15까지의 번호가 붙어 있다.</w:t>
       </w:r>
     </w:p>
@@ -7339,7 +7335,7 @@
           <w:lang w:eastAsia="ko-KR"/>
         </w:rPr>
         <w:drawing>
-          <wp:inline distT="0" distB="0" distL="0" distR="0">
+          <wp:inline distT="0" distB="0" distL="0" distR="0" wp14:anchorId="29F306F3" wp14:editId="6B5E5DF5">
             <wp:extent cx="4861560" cy="2453640"/>
             <wp:effectExtent l="0" t="0" r="0" b="3810"/>
             <wp:docPr id="26" name="그림 26"/>
@@ -7400,6 +7396,7 @@
           <w:rPr>
             <w:rFonts w:ascii="Cambria Math" w:hAnsi="Cambria Math"/>
           </w:rPr>
+          <w:lastRenderedPageBreak/>
           <m:t>f</m:t>
         </m:r>
         <m:r>
@@ -7997,6 +7994,71 @@
     <w:p>
       <w:pPr>
         <w:pStyle w:val="ab"/>
+        <w:rPr>
+          <w:lang w:eastAsia="ko-KR"/>
+        </w:rPr>
+      </w:pPr>
+    </w:p>
+    <w:p>
+      <w:pPr>
+        <w:pStyle w:val="ab"/>
+        <w:rPr>
+          <w:lang w:eastAsia="ko-KR"/>
+        </w:rPr>
+      </w:pPr>
+    </w:p>
+    <w:p>
+      <w:pPr>
+        <w:pStyle w:val="ab"/>
+        <w:rPr>
+          <w:lang w:eastAsia="ko-KR"/>
+        </w:rPr>
+      </w:pPr>
+    </w:p>
+    <w:p>
+      <w:pPr>
+        <w:pStyle w:val="ab"/>
+        <w:rPr>
+          <w:lang w:eastAsia="ko-KR"/>
+        </w:rPr>
+      </w:pPr>
+    </w:p>
+    <w:p>
+      <w:pPr>
+        <w:pStyle w:val="ab"/>
+        <w:rPr>
+          <w:lang w:eastAsia="ko-KR"/>
+        </w:rPr>
+      </w:pPr>
+    </w:p>
+    <w:p>
+      <w:pPr>
+        <w:pStyle w:val="ab"/>
+        <w:rPr>
+          <w:lang w:eastAsia="ko-KR"/>
+        </w:rPr>
+      </w:pPr>
+    </w:p>
+    <w:p>
+      <w:pPr>
+        <w:pStyle w:val="ab"/>
+        <w:rPr>
+          <w:lang w:eastAsia="ko-KR"/>
+        </w:rPr>
+      </w:pPr>
+    </w:p>
+    <w:p>
+      <w:pPr>
+        <w:pStyle w:val="ab"/>
+        <w:rPr>
+          <w:rFonts w:hint="eastAsia"/>
+          <w:lang w:eastAsia="ko-KR"/>
+        </w:rPr>
+      </w:pPr>
+    </w:p>
+    <w:p>
+      <w:pPr>
+        <w:pStyle w:val="ab"/>
         <w:numPr>
           <w:ilvl w:val="0"/>
           <w:numId w:val="26"/>
@@ -8020,7 +8082,7 @@
           <w:lang w:eastAsia="ko-KR"/>
         </w:rPr>
         <w:drawing>
-          <wp:inline distT="0" distB="0" distL="0" distR="0">
+          <wp:inline distT="0" distB="0" distL="0" distR="0" wp14:anchorId="1E477D5C" wp14:editId="37A107EA">
             <wp:extent cx="3005455" cy="3114675"/>
             <wp:effectExtent l="0" t="0" r="4445" b="9525"/>
             <wp:docPr id="12" name="그림 12"/>
@@ -9534,8 +9596,6 @@
           <w:szCs w:val="24"/>
         </w:rPr>
       </w:pPr>
-      <w:bookmarkStart w:id="0" w:name="_GoBack"/>
-      <w:bookmarkEnd w:id="0"/>
     </w:p>
     <w:sectPr>
       <w:headerReference w:type="even" r:id="rId20"/>
@@ -9553,7 +9613,7 @@
 </file>
 
 <file path=word/endnotes.xml><?xml version="1.0" encoding="utf-8"?>
-<w:endnotes xmlns:wpc="http://schemas.microsoft.com/office/word/2010/wordprocessingCanvas" xmlns:cx="http://schemas.microsoft.com/office/drawing/2014/chartex" xmlns:cx1="http://schemas.microsoft.com/office/drawing/2015/9/8/chartex" xmlns:mc="http://schemas.openxmlformats.org/markup-compatibility/2006" xmlns:o="urn:schemas-microsoft-com:office:office" xmlns:r="http://schemas.openxmlformats.org/officeDocument/2006/relationships" xmlns:m="http://schemas.openxmlformats.org/officeDocument/2006/math" xmlns:v="urn:schemas-microsoft-com:vml" xmlns:wp14="http://schemas.microsoft.com/office/word/2010/wordprocessingDrawing" xmlns:wp="http://schemas.openxmlformats.org/drawingml/2006/wordprocessingDrawing" xmlns:w10="urn:schemas-microsoft-com:office:word" xmlns:w="http://schemas.openxmlformats.org/wordprocessingml/2006/main" xmlns:w14="http://schemas.microsoft.com/office/word/2010/wordml" xmlns:w15="http://schemas.microsoft.com/office/word/2012/wordml" xmlns:w16se="http://schemas.microsoft.com/office/word/2015/wordml/symex" xmlns:wpg="http://schemas.microsoft.com/office/word/2010/wordprocessingGroup" xmlns:wpi="http://schemas.microsoft.com/office/word/2010/wordprocessingInk" xmlns:wne="http://schemas.microsoft.com/office/word/2006/wordml" xmlns:wps="http://schemas.microsoft.com/office/word/2010/wordprocessingShape" mc:Ignorable="w14 w15 w16se wp14">
+<w:endnotes xmlns:wpc="http://schemas.microsoft.com/office/word/2010/wordprocessingCanvas" xmlns:cx="http://schemas.microsoft.com/office/drawing/2014/chartex" xmlns:cx1="http://schemas.microsoft.com/office/drawing/2015/9/8/chartex" xmlns:cx2="http://schemas.microsoft.com/office/drawing/2015/10/21/chartex" xmlns:cx3="http://schemas.microsoft.com/office/drawing/2016/5/9/chartex" xmlns:cx4="http://schemas.microsoft.com/office/drawing/2016/5/10/chartex" xmlns:cx5="http://schemas.microsoft.com/office/drawing/2016/5/11/chartex" xmlns:cx6="http://schemas.microsoft.com/office/drawing/2016/5/12/chartex" xmlns:cx7="http://schemas.microsoft.com/office/drawing/2016/5/13/chartex" xmlns:cx8="http://schemas.microsoft.com/office/drawing/2016/5/14/chartex" xmlns:mc="http://schemas.openxmlformats.org/markup-compatibility/2006" xmlns:aink="http://schemas.microsoft.com/office/drawing/2016/ink" xmlns:am3d="http://schemas.microsoft.com/office/drawing/2017/model3d" xmlns:o="urn:schemas-microsoft-com:office:office" xmlns:r="http://schemas.openxmlformats.org/officeDocument/2006/relationships" xmlns:m="http://schemas.openxmlformats.org/officeDocument/2006/math" xmlns:v="urn:schemas-microsoft-com:vml" xmlns:wp14="http://schemas.microsoft.com/office/word/2010/wordprocessingDrawing" xmlns:wp="http://schemas.openxmlformats.org/drawingml/2006/wordprocessingDrawing" xmlns:w10="urn:schemas-microsoft-com:office:word" xmlns:w="http://schemas.openxmlformats.org/wordprocessingml/2006/main" xmlns:w14="http://schemas.microsoft.com/office/word/2010/wordml" xmlns:w15="http://schemas.microsoft.com/office/word/2012/wordml" xmlns:w16cex="http://schemas.microsoft.com/office/word/2018/wordml/cex" xmlns:w16cid="http://schemas.microsoft.com/office/word/2016/wordml/cid" xmlns:w16="http://schemas.microsoft.com/office/word/2018/wordml" xmlns:w16sdtdh="http://schemas.microsoft.com/office/word/2020/wordml/sdtdatahash" xmlns:w16se="http://schemas.microsoft.com/office/word/2015/wordml/symex" xmlns:wpg="http://schemas.microsoft.com/office/word/2010/wordprocessingGroup" xmlns:wpi="http://schemas.microsoft.com/office/word/2010/wordprocessingInk" xmlns:wne="http://schemas.microsoft.com/office/word/2006/wordml" xmlns:wps="http://schemas.microsoft.com/office/word/2010/wordprocessingShape" mc:Ignorable="w14 w15 w16se w16cid w16 w16cex w16sdtdh wp14">
   <w:endnote w:type="separator" w:id="-1">
     <w:p>
       <w:pPr>
@@ -9578,7 +9638,7 @@
 </file>
 
 <file path=word/footer1.xml><?xml version="1.0" encoding="utf-8"?>
-<w:ftr xmlns:wpc="http://schemas.microsoft.com/office/word/2010/wordprocessingCanvas" xmlns:cx="http://schemas.microsoft.com/office/drawing/2014/chartex" xmlns:cx1="http://schemas.microsoft.com/office/drawing/2015/9/8/chartex" xmlns:mc="http://schemas.openxmlformats.org/markup-compatibility/2006" xmlns:o="urn:schemas-microsoft-com:office:office" xmlns:r="http://schemas.openxmlformats.org/officeDocument/2006/relationships" xmlns:m="http://schemas.openxmlformats.org/officeDocument/2006/math" xmlns:v="urn:schemas-microsoft-com:vml" xmlns:wp14="http://schemas.microsoft.com/office/word/2010/wordprocessingDrawing" xmlns:wp="http://schemas.openxmlformats.org/drawingml/2006/wordprocessingDrawing" xmlns:w10="urn:schemas-microsoft-com:office:word" xmlns:w="http://schemas.openxmlformats.org/wordprocessingml/2006/main" xmlns:w14="http://schemas.microsoft.com/office/word/2010/wordml" xmlns:w15="http://schemas.microsoft.com/office/word/2012/wordml" xmlns:w16se="http://schemas.microsoft.com/office/word/2015/wordml/symex" xmlns:wpg="http://schemas.microsoft.com/office/word/2010/wordprocessingGroup" xmlns:wpi="http://schemas.microsoft.com/office/word/2010/wordprocessingInk" xmlns:wne="http://schemas.microsoft.com/office/word/2006/wordml" xmlns:wps="http://schemas.microsoft.com/office/word/2010/wordprocessingShape" mc:Ignorable="w14 w15 w16se wp14">
+<w:ftr xmlns:wpc="http://schemas.microsoft.com/office/word/2010/wordprocessingCanvas" xmlns:cx="http://schemas.microsoft.com/office/drawing/2014/chartex" xmlns:cx1="http://schemas.microsoft.com/office/drawing/2015/9/8/chartex" xmlns:cx2="http://schemas.microsoft.com/office/drawing/2015/10/21/chartex" xmlns:cx3="http://schemas.microsoft.com/office/drawing/2016/5/9/chartex" xmlns:cx4="http://schemas.microsoft.com/office/drawing/2016/5/10/chartex" xmlns:cx5="http://schemas.microsoft.com/office/drawing/2016/5/11/chartex" xmlns:cx6="http://schemas.microsoft.com/office/drawing/2016/5/12/chartex" xmlns:cx7="http://schemas.microsoft.com/office/drawing/2016/5/13/chartex" xmlns:cx8="http://schemas.microsoft.com/office/drawing/2016/5/14/chartex" xmlns:mc="http://schemas.openxmlformats.org/markup-compatibility/2006" xmlns:aink="http://schemas.microsoft.com/office/drawing/2016/ink" xmlns:am3d="http://schemas.microsoft.com/office/drawing/2017/model3d" xmlns:o="urn:schemas-microsoft-com:office:office" xmlns:r="http://schemas.openxmlformats.org/officeDocument/2006/relationships" xmlns:m="http://schemas.openxmlformats.org/officeDocument/2006/math" xmlns:v="urn:schemas-microsoft-com:vml" xmlns:wp14="http://schemas.microsoft.com/office/word/2010/wordprocessingDrawing" xmlns:wp="http://schemas.openxmlformats.org/drawingml/2006/wordprocessingDrawing" xmlns:w10="urn:schemas-microsoft-com:office:word" xmlns:w="http://schemas.openxmlformats.org/wordprocessingml/2006/main" xmlns:w14="http://schemas.microsoft.com/office/word/2010/wordml" xmlns:w15="http://schemas.microsoft.com/office/word/2012/wordml" xmlns:w16cex="http://schemas.microsoft.com/office/word/2018/wordml/cex" xmlns:w16cid="http://schemas.microsoft.com/office/word/2016/wordml/cid" xmlns:w16="http://schemas.microsoft.com/office/word/2018/wordml" xmlns:w16sdtdh="http://schemas.microsoft.com/office/word/2020/wordml/sdtdatahash" xmlns:w16se="http://schemas.microsoft.com/office/word/2015/wordml/symex" xmlns:wpg="http://schemas.microsoft.com/office/word/2010/wordprocessingGroup" xmlns:wpi="http://schemas.microsoft.com/office/word/2010/wordprocessingInk" xmlns:wne="http://schemas.microsoft.com/office/word/2006/wordml" xmlns:wps="http://schemas.microsoft.com/office/word/2010/wordprocessingShape" mc:Ignorable="w14 w15 w16se w16cid w16 w16cex w16sdtdh wp14">
   <w:p>
     <w:pPr>
       <w:pStyle w:val="a4"/>
@@ -9703,7 +9763,7 @@
                 <w:noProof/>
               </w:rPr>
               <w:drawing>
-                <wp:anchor distT="0" distB="0" distL="114300" distR="114300" simplePos="0" relativeHeight="251661312" behindDoc="0" locked="0" layoutInCell="1" allowOverlap="1" wp14:anchorId="15C046FC" wp14:editId="0C6FFF8D">
+                <wp:anchor distT="0" distB="0" distL="114300" distR="114300" simplePos="0" relativeHeight="251661312" behindDoc="0" locked="0" layoutInCell="1" allowOverlap="1" wp14:anchorId="231CCFF4" wp14:editId="2362776B">
                   <wp:simplePos x="0" y="0"/>
                   <wp:positionH relativeFrom="margin">
                     <wp:align>left</wp:align>
@@ -9781,7 +9841,7 @@
 </file>
 
 <file path=word/footer2.xml><?xml version="1.0" encoding="utf-8"?>
-<w:ftr xmlns:wpc="http://schemas.microsoft.com/office/word/2010/wordprocessingCanvas" xmlns:cx="http://schemas.microsoft.com/office/drawing/2014/chartex" xmlns:cx1="http://schemas.microsoft.com/office/drawing/2015/9/8/chartex" xmlns:mc="http://schemas.openxmlformats.org/markup-compatibility/2006" xmlns:o="urn:schemas-microsoft-com:office:office" xmlns:r="http://schemas.openxmlformats.org/officeDocument/2006/relationships" xmlns:m="http://schemas.openxmlformats.org/officeDocument/2006/math" xmlns:v="urn:schemas-microsoft-com:vml" xmlns:wp14="http://schemas.microsoft.com/office/word/2010/wordprocessingDrawing" xmlns:wp="http://schemas.openxmlformats.org/drawingml/2006/wordprocessingDrawing" xmlns:w10="urn:schemas-microsoft-com:office:word" xmlns:w="http://schemas.openxmlformats.org/wordprocessingml/2006/main" xmlns:w14="http://schemas.microsoft.com/office/word/2010/wordml" xmlns:w15="http://schemas.microsoft.com/office/word/2012/wordml" xmlns:w16se="http://schemas.microsoft.com/office/word/2015/wordml/symex" xmlns:wpg="http://schemas.microsoft.com/office/word/2010/wordprocessingGroup" xmlns:wpi="http://schemas.microsoft.com/office/word/2010/wordprocessingInk" xmlns:wne="http://schemas.microsoft.com/office/word/2006/wordml" xmlns:wps="http://schemas.microsoft.com/office/word/2010/wordprocessingShape" mc:Ignorable="w14 w15 w16se wp14">
+<w:ftr xmlns:wpc="http://schemas.microsoft.com/office/word/2010/wordprocessingCanvas" xmlns:cx="http://schemas.microsoft.com/office/drawing/2014/chartex" xmlns:cx1="http://schemas.microsoft.com/office/drawing/2015/9/8/chartex" xmlns:cx2="http://schemas.microsoft.com/office/drawing/2015/10/21/chartex" xmlns:cx3="http://schemas.microsoft.com/office/drawing/2016/5/9/chartex" xmlns:cx4="http://schemas.microsoft.com/office/drawing/2016/5/10/chartex" xmlns:cx5="http://schemas.microsoft.com/office/drawing/2016/5/11/chartex" xmlns:cx6="http://schemas.microsoft.com/office/drawing/2016/5/12/chartex" xmlns:cx7="http://schemas.microsoft.com/office/drawing/2016/5/13/chartex" xmlns:cx8="http://schemas.microsoft.com/office/drawing/2016/5/14/chartex" xmlns:mc="http://schemas.openxmlformats.org/markup-compatibility/2006" xmlns:aink="http://schemas.microsoft.com/office/drawing/2016/ink" xmlns:am3d="http://schemas.microsoft.com/office/drawing/2017/model3d" xmlns:o="urn:schemas-microsoft-com:office:office" xmlns:r="http://schemas.openxmlformats.org/officeDocument/2006/relationships" xmlns:m="http://schemas.openxmlformats.org/officeDocument/2006/math" xmlns:v="urn:schemas-microsoft-com:vml" xmlns:wp14="http://schemas.microsoft.com/office/word/2010/wordprocessingDrawing" xmlns:wp="http://schemas.openxmlformats.org/drawingml/2006/wordprocessingDrawing" xmlns:w10="urn:schemas-microsoft-com:office:word" xmlns:w="http://schemas.openxmlformats.org/wordprocessingml/2006/main" xmlns:w14="http://schemas.microsoft.com/office/word/2010/wordml" xmlns:w15="http://schemas.microsoft.com/office/word/2012/wordml" xmlns:w16cex="http://schemas.microsoft.com/office/word/2018/wordml/cex" xmlns:w16cid="http://schemas.microsoft.com/office/word/2016/wordml/cid" xmlns:w16="http://schemas.microsoft.com/office/word/2018/wordml" xmlns:w16sdtdh="http://schemas.microsoft.com/office/word/2020/wordml/sdtdatahash" xmlns:w16se="http://schemas.microsoft.com/office/word/2015/wordml/symex" xmlns:wpg="http://schemas.microsoft.com/office/word/2010/wordprocessingGroup" xmlns:wpi="http://schemas.microsoft.com/office/word/2010/wordprocessingInk" xmlns:wne="http://schemas.microsoft.com/office/word/2006/wordml" xmlns:wps="http://schemas.microsoft.com/office/word/2010/wordprocessingShape" mc:Ignorable="w14 w15 w16se w16cid w16 w16cex w16sdtdh wp14">
   <w:p>
     <w:pPr>
       <w:pStyle w:val="a4"/>
@@ -9907,7 +9967,7 @@
                 <w:noProof/>
               </w:rPr>
               <w:drawing>
-                <wp:anchor distT="0" distB="0" distL="114300" distR="114300" simplePos="0" relativeHeight="251663360" behindDoc="0" locked="0" layoutInCell="1" allowOverlap="1" wp14:anchorId="4701B2B1" wp14:editId="273112AF">
+                <wp:anchor distT="0" distB="0" distL="114300" distR="114300" simplePos="0" relativeHeight="251663360" behindDoc="0" locked="0" layoutInCell="1" allowOverlap="1" wp14:anchorId="138C0B0E" wp14:editId="7E90E0FD">
                   <wp:simplePos x="0" y="0"/>
                   <wp:positionH relativeFrom="margin">
                     <wp:align>right</wp:align>
@@ -9983,7 +10043,7 @@
 </file>
 
 <file path=word/footnotes.xml><?xml version="1.0" encoding="utf-8"?>
-<w:footnotes xmlns:wpc="http://schemas.microsoft.com/office/word/2010/wordprocessingCanvas" xmlns:cx="http://schemas.microsoft.com/office/drawing/2014/chartex" xmlns:cx1="http://schemas.microsoft.com/office/drawing/2015/9/8/chartex" xmlns:mc="http://schemas.openxmlformats.org/markup-compatibility/2006" xmlns:o="urn:schemas-microsoft-com:office:office" xmlns:r="http://schemas.openxmlformats.org/officeDocument/2006/relationships" xmlns:m="http://schemas.openxmlformats.org/officeDocument/2006/math" xmlns:v="urn:schemas-microsoft-com:vml" xmlns:wp14="http://schemas.microsoft.com/office/word/2010/wordprocessingDrawing" xmlns:wp="http://schemas.openxmlformats.org/drawingml/2006/wordprocessingDrawing" xmlns:w10="urn:schemas-microsoft-com:office:word" xmlns:w="http://schemas.openxmlformats.org/wordprocessingml/2006/main" xmlns:w14="http://schemas.microsoft.com/office/word/2010/wordml" xmlns:w15="http://schemas.microsoft.com/office/word/2012/wordml" xmlns:w16se="http://schemas.microsoft.com/office/word/2015/wordml/symex" xmlns:wpg="http://schemas.microsoft.com/office/word/2010/wordprocessingGroup" xmlns:wpi="http://schemas.microsoft.com/office/word/2010/wordprocessingInk" xmlns:wne="http://schemas.microsoft.com/office/word/2006/wordml" xmlns:wps="http://schemas.microsoft.com/office/word/2010/wordprocessingShape" mc:Ignorable="w14 w15 w16se wp14">
+<w:footnotes xmlns:wpc="http://schemas.microsoft.com/office/word/2010/wordprocessingCanvas" xmlns:cx="http://schemas.microsoft.com/office/drawing/2014/chartex" xmlns:cx1="http://schemas.microsoft.com/office/drawing/2015/9/8/chartex" xmlns:cx2="http://schemas.microsoft.com/office/drawing/2015/10/21/chartex" xmlns:cx3="http://schemas.microsoft.com/office/drawing/2016/5/9/chartex" xmlns:cx4="http://schemas.microsoft.com/office/drawing/2016/5/10/chartex" xmlns:cx5="http://schemas.microsoft.com/office/drawing/2016/5/11/chartex" xmlns:cx6="http://schemas.microsoft.com/office/drawing/2016/5/12/chartex" xmlns:cx7="http://schemas.microsoft.com/office/drawing/2016/5/13/chartex" xmlns:cx8="http://schemas.microsoft.com/office/drawing/2016/5/14/chartex" xmlns:mc="http://schemas.openxmlformats.org/markup-compatibility/2006" xmlns:aink="http://schemas.microsoft.com/office/drawing/2016/ink" xmlns:am3d="http://schemas.microsoft.com/office/drawing/2017/model3d" xmlns:o="urn:schemas-microsoft-com:office:office" xmlns:r="http://schemas.openxmlformats.org/officeDocument/2006/relationships" xmlns:m="http://schemas.openxmlformats.org/officeDocument/2006/math" xmlns:v="urn:schemas-microsoft-com:vml" xmlns:wp14="http://schemas.microsoft.com/office/word/2010/wordprocessingDrawing" xmlns:wp="http://schemas.openxmlformats.org/drawingml/2006/wordprocessingDrawing" xmlns:w10="urn:schemas-microsoft-com:office:word" xmlns:w="http://schemas.openxmlformats.org/wordprocessingml/2006/main" xmlns:w14="http://schemas.microsoft.com/office/word/2010/wordml" xmlns:w15="http://schemas.microsoft.com/office/word/2012/wordml" xmlns:w16cex="http://schemas.microsoft.com/office/word/2018/wordml/cex" xmlns:w16cid="http://schemas.microsoft.com/office/word/2016/wordml/cid" xmlns:w16="http://schemas.microsoft.com/office/word/2018/wordml" xmlns:w16sdtdh="http://schemas.microsoft.com/office/word/2020/wordml/sdtdatahash" xmlns:w16se="http://schemas.microsoft.com/office/word/2015/wordml/symex" xmlns:wpg="http://schemas.microsoft.com/office/word/2010/wordprocessingGroup" xmlns:wpi="http://schemas.microsoft.com/office/word/2010/wordprocessingInk" xmlns:wne="http://schemas.microsoft.com/office/word/2006/wordml" xmlns:wps="http://schemas.microsoft.com/office/word/2010/wordprocessingShape" mc:Ignorable="w14 w15 w16se w16cid w16 w16cex w16sdtdh wp14">
   <w:footnote w:type="separator" w:id="-1">
     <w:p>
       <w:pPr>
@@ -10008,19 +10068,17 @@
 </file>
 
 <file path=word/header1.xml><?xml version="1.0" encoding="utf-8"?>
-<w:hdr xmlns:wpc="http://schemas.microsoft.com/office/word/2010/wordprocessingCanvas" xmlns:cx="http://schemas.microsoft.com/office/drawing/2014/chartex" xmlns:cx1="http://schemas.microsoft.com/office/drawing/2015/9/8/chartex" xmlns:mc="http://schemas.openxmlformats.org/markup-compatibility/2006" xmlns:o="urn:schemas-microsoft-com:office:office" xmlns:r="http://schemas.openxmlformats.org/officeDocument/2006/relationships" xmlns:m="http://schemas.openxmlformats.org/officeDocument/2006/math" xmlns:v="urn:schemas-microsoft-com:vml" xmlns:wp14="http://schemas.microsoft.com/office/word/2010/wordprocessingDrawing" xmlns:wp="http://schemas.openxmlformats.org/drawingml/2006/wordprocessingDrawing" xmlns:w10="urn:schemas-microsoft-com:office:word" xmlns:w="http://schemas.openxmlformats.org/wordprocessingml/2006/main" xmlns:w14="http://schemas.microsoft.com/office/word/2010/wordml" xmlns:w15="http://schemas.microsoft.com/office/word/2012/wordml" xmlns:w16se="http://schemas.microsoft.com/office/word/2015/wordml/symex" xmlns:wpg="http://schemas.microsoft.com/office/word/2010/wordprocessingGroup" xmlns:wpi="http://schemas.microsoft.com/office/word/2010/wordprocessingInk" xmlns:wne="http://schemas.microsoft.com/office/word/2006/wordml" xmlns:wps="http://schemas.microsoft.com/office/word/2010/wordprocessingShape" mc:Ignorable="w14 w15 w16se wp14">
+<w:hdr xmlns:wpc="http://schemas.microsoft.com/office/word/2010/wordprocessingCanvas" xmlns:cx="http://schemas.microsoft.com/office/drawing/2014/chartex" xmlns:cx1="http://schemas.microsoft.com/office/drawing/2015/9/8/chartex" xmlns:cx2="http://schemas.microsoft.com/office/drawing/2015/10/21/chartex" xmlns:cx3="http://schemas.microsoft.com/office/drawing/2016/5/9/chartex" xmlns:cx4="http://schemas.microsoft.com/office/drawing/2016/5/10/chartex" xmlns:cx5="http://schemas.microsoft.com/office/drawing/2016/5/11/chartex" xmlns:cx6="http://schemas.microsoft.com/office/drawing/2016/5/12/chartex" xmlns:cx7="http://schemas.microsoft.com/office/drawing/2016/5/13/chartex" xmlns:cx8="http://schemas.microsoft.com/office/drawing/2016/5/14/chartex" xmlns:mc="http://schemas.openxmlformats.org/markup-compatibility/2006" xmlns:aink="http://schemas.microsoft.com/office/drawing/2016/ink" xmlns:am3d="http://schemas.microsoft.com/office/drawing/2017/model3d" xmlns:o="urn:schemas-microsoft-com:office:office" xmlns:r="http://schemas.openxmlformats.org/officeDocument/2006/relationships" xmlns:m="http://schemas.openxmlformats.org/officeDocument/2006/math" xmlns:v="urn:schemas-microsoft-com:vml" xmlns:wp14="http://schemas.microsoft.com/office/word/2010/wordprocessingDrawing" xmlns:wp="http://schemas.openxmlformats.org/drawingml/2006/wordprocessingDrawing" xmlns:w10="urn:schemas-microsoft-com:office:word" xmlns:w="http://schemas.openxmlformats.org/wordprocessingml/2006/main" xmlns:w14="http://schemas.microsoft.com/office/word/2010/wordml" xmlns:w15="http://schemas.microsoft.com/office/word/2012/wordml" xmlns:w16cex="http://schemas.microsoft.com/office/word/2018/wordml/cex" xmlns:w16cid="http://schemas.microsoft.com/office/word/2016/wordml/cid" xmlns:w16="http://schemas.microsoft.com/office/word/2018/wordml" xmlns:w16sdtdh="http://schemas.microsoft.com/office/word/2020/wordml/sdtdatahash" xmlns:w16se="http://schemas.microsoft.com/office/word/2015/wordml/symex" xmlns:wpg="http://schemas.microsoft.com/office/word/2010/wordprocessingGroup" xmlns:wpi="http://schemas.microsoft.com/office/word/2010/wordprocessingInk" xmlns:wne="http://schemas.microsoft.com/office/word/2006/wordml" xmlns:wps="http://schemas.microsoft.com/office/word/2010/wordprocessingShape" mc:Ignorable="w14 w15 w16se w16cid w16 w16cex w16sdtdh wp14">
   <w:p>
     <w:pPr>
       <w:pStyle w:val="a3"/>
     </w:pPr>
-    <w:proofErr w:type="spellStart"/>
     <w:r>
       <w:rPr>
         <w:rFonts w:hint="eastAsia"/>
       </w:rPr>
       <w:t>대회준비도</w:t>
     </w:r>
-    <w:proofErr w:type="spellEnd"/>
     <w:r>
       <w:t xml:space="preserve"> </w:t>
     </w:r>
@@ -10045,7 +10103,7 @@
 </file>
 
 <file path=word/header2.xml><?xml version="1.0" encoding="utf-8"?>
-<w:hdr xmlns:wpc="http://schemas.microsoft.com/office/word/2010/wordprocessingCanvas" xmlns:cx="http://schemas.microsoft.com/office/drawing/2014/chartex" xmlns:cx1="http://schemas.microsoft.com/office/drawing/2015/9/8/chartex" xmlns:mc="http://schemas.openxmlformats.org/markup-compatibility/2006" xmlns:o="urn:schemas-microsoft-com:office:office" xmlns:r="http://schemas.openxmlformats.org/officeDocument/2006/relationships" xmlns:m="http://schemas.openxmlformats.org/officeDocument/2006/math" xmlns:v="urn:schemas-microsoft-com:vml" xmlns:wp14="http://schemas.microsoft.com/office/word/2010/wordprocessingDrawing" xmlns:wp="http://schemas.openxmlformats.org/drawingml/2006/wordprocessingDrawing" xmlns:w10="urn:schemas-microsoft-com:office:word" xmlns:w="http://schemas.openxmlformats.org/wordprocessingml/2006/main" xmlns:w14="http://schemas.microsoft.com/office/word/2010/wordml" xmlns:w15="http://schemas.microsoft.com/office/word/2012/wordml" xmlns:w16se="http://schemas.microsoft.com/office/word/2015/wordml/symex" xmlns:wpg="http://schemas.microsoft.com/office/word/2010/wordprocessingGroup" xmlns:wpi="http://schemas.microsoft.com/office/word/2010/wordprocessingInk" xmlns:wne="http://schemas.microsoft.com/office/word/2006/wordml" xmlns:wps="http://schemas.microsoft.com/office/word/2010/wordprocessingShape" mc:Ignorable="w14 w15 w16se wp14">
+<w:hdr xmlns:wpc="http://schemas.microsoft.com/office/word/2010/wordprocessingCanvas" xmlns:cx="http://schemas.microsoft.com/office/drawing/2014/chartex" xmlns:cx1="http://schemas.microsoft.com/office/drawing/2015/9/8/chartex" xmlns:cx2="http://schemas.microsoft.com/office/drawing/2015/10/21/chartex" xmlns:cx3="http://schemas.microsoft.com/office/drawing/2016/5/9/chartex" xmlns:cx4="http://schemas.microsoft.com/office/drawing/2016/5/10/chartex" xmlns:cx5="http://schemas.microsoft.com/office/drawing/2016/5/11/chartex" xmlns:cx6="http://schemas.microsoft.com/office/drawing/2016/5/12/chartex" xmlns:cx7="http://schemas.microsoft.com/office/drawing/2016/5/13/chartex" xmlns:cx8="http://schemas.microsoft.com/office/drawing/2016/5/14/chartex" xmlns:mc="http://schemas.openxmlformats.org/markup-compatibility/2006" xmlns:aink="http://schemas.microsoft.com/office/drawing/2016/ink" xmlns:am3d="http://schemas.microsoft.com/office/drawing/2017/model3d" xmlns:o="urn:schemas-microsoft-com:office:office" xmlns:r="http://schemas.openxmlformats.org/officeDocument/2006/relationships" xmlns:m="http://schemas.openxmlformats.org/officeDocument/2006/math" xmlns:v="urn:schemas-microsoft-com:vml" xmlns:wp14="http://schemas.microsoft.com/office/word/2010/wordprocessingDrawing" xmlns:wp="http://schemas.openxmlformats.org/drawingml/2006/wordprocessingDrawing" xmlns:w10="urn:schemas-microsoft-com:office:word" xmlns:w="http://schemas.openxmlformats.org/wordprocessingml/2006/main" xmlns:w14="http://schemas.microsoft.com/office/word/2010/wordml" xmlns:w15="http://schemas.microsoft.com/office/word/2012/wordml" xmlns:w16cex="http://schemas.microsoft.com/office/word/2018/wordml/cex" xmlns:w16cid="http://schemas.microsoft.com/office/word/2016/wordml/cid" xmlns:w16="http://schemas.microsoft.com/office/word/2018/wordml" xmlns:w16sdtdh="http://schemas.microsoft.com/office/word/2020/wordml/sdtdatahash" xmlns:w16se="http://schemas.microsoft.com/office/word/2015/wordml/symex" xmlns:wpg="http://schemas.microsoft.com/office/word/2010/wordprocessingGroup" xmlns:wpi="http://schemas.microsoft.com/office/word/2010/wordprocessingInk" xmlns:wne="http://schemas.microsoft.com/office/word/2006/wordml" xmlns:wps="http://schemas.microsoft.com/office/word/2010/wordprocessingShape" mc:Ignorable="w14 w15 w16se w16cid w16 w16cex w16sdtdh wp14">
   <w:p>
     <w:pPr>
       <w:pStyle w:val="a3"/>
@@ -10136,7 +10194,7 @@
 </file>
 
 <file path=word/numbering.xml><?xml version="1.0" encoding="utf-8"?>
-<w:numbering xmlns:wpc="http://schemas.microsoft.com/office/word/2010/wordprocessingCanvas" xmlns:cx="http://schemas.microsoft.com/office/drawing/2014/chartex" xmlns:cx1="http://schemas.microsoft.com/office/drawing/2015/9/8/chartex" xmlns:mc="http://schemas.openxmlformats.org/markup-compatibility/2006" xmlns:o="urn:schemas-microsoft-com:office:office" xmlns:r="http://schemas.openxmlformats.org/officeDocument/2006/relationships" xmlns:m="http://schemas.openxmlformats.org/officeDocument/2006/math" xmlns:v="urn:schemas-microsoft-com:vml" xmlns:wp14="http://schemas.microsoft.com/office/word/2010/wordprocessingDrawing" xmlns:wp="http://schemas.openxmlformats.org/drawingml/2006/wordprocessingDrawing" xmlns:w10="urn:schemas-microsoft-com:office:word" xmlns:w="http://schemas.openxmlformats.org/wordprocessingml/2006/main" xmlns:w14="http://schemas.microsoft.com/office/word/2010/wordml" xmlns:w15="http://schemas.microsoft.com/office/word/2012/wordml" xmlns:w16se="http://schemas.microsoft.com/office/word/2015/wordml/symex" xmlns:wpg="http://schemas.microsoft.com/office/word/2010/wordprocessingGroup" xmlns:wpi="http://schemas.microsoft.com/office/word/2010/wordprocessingInk" xmlns:wne="http://schemas.microsoft.com/office/word/2006/wordml" xmlns:wps="http://schemas.microsoft.com/office/word/2010/wordprocessingShape" mc:Ignorable="w14 w15 w16se wp14">
+<w:numbering xmlns:wpc="http://schemas.microsoft.com/office/word/2010/wordprocessingCanvas" xmlns:cx="http://schemas.microsoft.com/office/drawing/2014/chartex" xmlns:cx1="http://schemas.microsoft.com/office/drawing/2015/9/8/chartex" xmlns:cx2="http://schemas.microsoft.com/office/drawing/2015/10/21/chartex" xmlns:cx3="http://schemas.microsoft.com/office/drawing/2016/5/9/chartex" xmlns:cx4="http://schemas.microsoft.com/office/drawing/2016/5/10/chartex" xmlns:cx5="http://schemas.microsoft.com/office/drawing/2016/5/11/chartex" xmlns:cx6="http://schemas.microsoft.com/office/drawing/2016/5/12/chartex" xmlns:cx7="http://schemas.microsoft.com/office/drawing/2016/5/13/chartex" xmlns:cx8="http://schemas.microsoft.com/office/drawing/2016/5/14/chartex" xmlns:mc="http://schemas.openxmlformats.org/markup-compatibility/2006" xmlns:aink="http://schemas.microsoft.com/office/drawing/2016/ink" xmlns:am3d="http://schemas.microsoft.com/office/drawing/2017/model3d" xmlns:o="urn:schemas-microsoft-com:office:office" xmlns:r="http://schemas.openxmlformats.org/officeDocument/2006/relationships" xmlns:m="http://schemas.openxmlformats.org/officeDocument/2006/math" xmlns:v="urn:schemas-microsoft-com:vml" xmlns:wp14="http://schemas.microsoft.com/office/word/2010/wordprocessingDrawing" xmlns:wp="http://schemas.openxmlformats.org/drawingml/2006/wordprocessingDrawing" xmlns:w10="urn:schemas-microsoft-com:office:word" xmlns:w="http://schemas.openxmlformats.org/wordprocessingml/2006/main" xmlns:w14="http://schemas.microsoft.com/office/word/2010/wordml" xmlns:w15="http://schemas.microsoft.com/office/word/2012/wordml" xmlns:w16cex="http://schemas.microsoft.com/office/word/2018/wordml/cex" xmlns:w16cid="http://schemas.microsoft.com/office/word/2016/wordml/cid" xmlns:w16="http://schemas.microsoft.com/office/word/2018/wordml" xmlns:w16sdtdh="http://schemas.microsoft.com/office/word/2020/wordml/sdtdatahash" xmlns:w16se="http://schemas.microsoft.com/office/word/2015/wordml/symex" xmlns:wpg="http://schemas.microsoft.com/office/word/2010/wordprocessingGroup" xmlns:wpi="http://schemas.microsoft.com/office/word/2010/wordprocessingInk" xmlns:wne="http://schemas.microsoft.com/office/word/2006/wordml" xmlns:wps="http://schemas.microsoft.com/office/word/2010/wordprocessingShape" mc:Ignorable="w14 w15 w16se w16cid w16 w16cex w16sdtdh wp14">
   <w:abstractNum w:abstractNumId="0" w15:restartNumberingAfterBreak="0">
     <w:nsid w:val="0F067975"/>
     <w:multiLevelType w:val="multilevel"/>
@@ -12412,7 +12470,7 @@
 </file>
 
 <file path=word/styles.xml><?xml version="1.0" encoding="utf-8"?>
-<w:styles xmlns:mc="http://schemas.openxmlformats.org/markup-compatibility/2006" xmlns:r="http://schemas.openxmlformats.org/officeDocument/2006/relationships" xmlns:w="http://schemas.openxmlformats.org/wordprocessingml/2006/main" xmlns:w14="http://schemas.microsoft.com/office/word/2010/wordml" xmlns:w15="http://schemas.microsoft.com/office/word/2012/wordml" xmlns:w16se="http://schemas.microsoft.com/office/word/2015/wordml/symex" mc:Ignorable="w14 w15 w16se">
+<w:styles xmlns:mc="http://schemas.openxmlformats.org/markup-compatibility/2006" xmlns:r="http://schemas.openxmlformats.org/officeDocument/2006/relationships" xmlns:w="http://schemas.openxmlformats.org/wordprocessingml/2006/main" xmlns:w14="http://schemas.microsoft.com/office/word/2010/wordml" xmlns:w15="http://schemas.microsoft.com/office/word/2012/wordml" xmlns:w16cex="http://schemas.microsoft.com/office/word/2018/wordml/cex" xmlns:w16cid="http://schemas.microsoft.com/office/word/2016/wordml/cid" xmlns:w16="http://schemas.microsoft.com/office/word/2018/wordml" xmlns:w16sdtdh="http://schemas.microsoft.com/office/word/2020/wordml/sdtdatahash" xmlns:w16se="http://schemas.microsoft.com/office/word/2015/wordml/symex" mc:Ignorable="w14 w15 w16se w16cid w16 w16cex w16sdtdh">
   <w:docDefaults>
     <w:rPrDefault>
       <w:rPr>
@@ -12429,7 +12487,7 @@
       </w:pPr>
     </w:pPrDefault>
   </w:docDefaults>
-  <w:latentStyles w:defLockedState="0" w:defUIPriority="99" w:defSemiHidden="0" w:defUnhideWhenUsed="0" w:defQFormat="0" w:count="371">
+  <w:latentStyles w:defLockedState="0" w:defUIPriority="99" w:defSemiHidden="0" w:defUnhideWhenUsed="0" w:defQFormat="0" w:count="376">
     <w:lsdException w:name="Normal" w:uiPriority="0" w:qFormat="1"/>
     <w:lsdException w:name="heading 1" w:uiPriority="9" w:qFormat="1"/>
     <w:lsdException w:name="heading 2" w:semiHidden="1" w:uiPriority="9" w:unhideWhenUsed="1" w:qFormat="1"/>
@@ -12535,7 +12593,6 @@
     <w:lsdException w:name="HTML Sample" w:semiHidden="1" w:unhideWhenUsed="1"/>
     <w:lsdException w:name="HTML Typewriter" w:semiHidden="1" w:unhideWhenUsed="1"/>
     <w:lsdException w:name="HTML Variable" w:semiHidden="1" w:unhideWhenUsed="1"/>
-    <w:lsdException w:name="Normal Table" w:semiHidden="1" w:unhideWhenUsed="1"/>
     <w:lsdException w:name="annotation subject" w:semiHidden="1" w:unhideWhenUsed="1"/>
     <w:lsdException w:name="No List" w:semiHidden="1" w:unhideWhenUsed="1"/>
     <w:lsdException w:name="Outline List 1" w:semiHidden="1" w:unhideWhenUsed="1"/>
@@ -12578,11 +12635,8 @@
     <w:lsdException w:name="Table Contemporary" w:semiHidden="1" w:unhideWhenUsed="1"/>
     <w:lsdException w:name="Table Elegant" w:semiHidden="1" w:unhideWhenUsed="1"/>
     <w:lsdException w:name="Table Professional" w:semiHidden="1" w:unhideWhenUsed="1"/>
-    <w:lsdException w:name="Table Subtle 1" w:semiHidden="1" w:unhideWhenUsed="1"/>
     <w:lsdException w:name="Table Subtle 2" w:semiHidden="1" w:unhideWhenUsed="1"/>
     <w:lsdException w:name="Table Web 1" w:semiHidden="1" w:unhideWhenUsed="1"/>
-    <w:lsdException w:name="Table Web 2" w:semiHidden="1" w:unhideWhenUsed="1"/>
-    <w:lsdException w:name="Table Web 3" w:semiHidden="1" w:unhideWhenUsed="1"/>
     <w:lsdException w:name="Balloon Text" w:semiHidden="1" w:unhideWhenUsed="1"/>
     <w:lsdException w:name="Table Grid" w:uiPriority="59"/>
     <w:lsdException w:name="Table Theme" w:semiHidden="1" w:unhideWhenUsed="1"/>
@@ -12801,6 +12855,11 @@
     <w:lsdException w:name="List Table 5 Dark Accent 6" w:uiPriority="50"/>
     <w:lsdException w:name="List Table 6 Colorful Accent 6" w:uiPriority="51"/>
     <w:lsdException w:name="List Table 7 Colorful Accent 6" w:uiPriority="52"/>
+    <w:lsdException w:name="Mention" w:semiHidden="1" w:unhideWhenUsed="1"/>
+    <w:lsdException w:name="Smart Hyperlink" w:semiHidden="1" w:unhideWhenUsed="1"/>
+    <w:lsdException w:name="Hashtag" w:semiHidden="1" w:unhideWhenUsed="1"/>
+    <w:lsdException w:name="Unresolved Mention" w:semiHidden="1" w:unhideWhenUsed="1"/>
+    <w:lsdException w:name="Smart Link" w:semiHidden="1" w:unhideWhenUsed="1"/>
   </w:latentStyles>
   <w:style w:type="paragraph" w:default="1" w:styleId="a">
     <w:name w:val="Normal"/>

--- a/practice/data/theory/jungol/03_고등/4주차_숙제대체/2026년_4차_고등_수업_학생용_2019-2025.docx
+++ b/practice/data/theory/jungol/03_고등/4주차_숙제대체/2026년_4차_고등_수업_학생용_2019-2025.docx
@@ -162,23 +162,13 @@
                 <w:szCs w:val="28"/>
               </w:rPr>
             </w:pPr>
-            <w:proofErr w:type="gramStart"/>
             <w:r>
               <w:rPr>
                 <w:rFonts w:ascii="나눔고딕OTF" w:eastAsia="나눔고딕OTF" w:hAnsi="나눔고딕OTF" w:cs="Consolas" w:hint="eastAsia"/>
                 <w:sz w:val="28"/>
                 <w:szCs w:val="28"/>
               </w:rPr>
-              <w:t>2026 .</w:t>
-            </w:r>
-            <w:proofErr w:type="gramEnd"/>
-            <w:r>
-              <w:rPr>
-                <w:rFonts w:ascii="나눔고딕OTF" w:eastAsia="나눔고딕OTF" w:hAnsi="나눔고딕OTF" w:cs="Consolas" w:hint="eastAsia"/>
-                <w:sz w:val="28"/>
-                <w:szCs w:val="28"/>
-              </w:rPr>
-              <w:t xml:space="preserve"> ___ . ___</w:t>
+              <w:t>2026 . ___ . ___</w:t>
             </w:r>
           </w:p>
         </w:tc>
@@ -408,7 +398,6 @@
           <w:szCs w:val="26"/>
         </w:rPr>
       </w:pPr>
-      <w:proofErr w:type="spellStart"/>
       <w:r>
         <w:rPr>
           <w:rFonts w:ascii="바탕" w:eastAsia="바탕" w:hAnsi="바탕" w:cs="Consolas" w:hint="eastAsia"/>
@@ -416,37 +405,7 @@
           <w:sz w:val="26"/>
           <w:szCs w:val="26"/>
         </w:rPr>
-        <w:t>오일러법칙</w:t>
-      </w:r>
-      <w:proofErr w:type="spellEnd"/>
-      <w:r>
-        <w:rPr>
-          <w:rFonts w:ascii="바탕" w:eastAsia="바탕" w:hAnsi="바탕" w:cs="Consolas" w:hint="eastAsia"/>
-          <w:b/>
-          <w:sz w:val="26"/>
-          <w:szCs w:val="26"/>
-        </w:rPr>
-        <w:t>1 (</w:t>
-      </w:r>
-      <w:proofErr w:type="spellStart"/>
-      <w:r>
-        <w:rPr>
-          <w:rFonts w:ascii="바탕" w:eastAsia="바탕" w:hAnsi="바탕" w:cs="Consolas" w:hint="eastAsia"/>
-          <w:b/>
-          <w:sz w:val="26"/>
-          <w:szCs w:val="26"/>
-        </w:rPr>
-        <w:t>오일러</w:t>
-      </w:r>
-      <w:proofErr w:type="spellEnd"/>
-      <w:r>
-        <w:rPr>
-          <w:rFonts w:ascii="바탕" w:eastAsia="바탕" w:hAnsi="바탕" w:cs="Consolas" w:hint="eastAsia"/>
-          <w:b/>
-          <w:sz w:val="26"/>
-          <w:szCs w:val="26"/>
-        </w:rPr>
-        <w:t xml:space="preserve"> 서킷)</w:t>
+        <w:t>오일러법칙1 (오일러 서킷)</w:t>
       </w:r>
     </w:p>
     <w:p>
@@ -586,7 +545,6 @@
           <w:szCs w:val="26"/>
         </w:rPr>
       </w:pPr>
-      <w:proofErr w:type="spellStart"/>
       <w:r>
         <w:rPr>
           <w:rFonts w:ascii="바탕" w:eastAsia="바탕" w:hAnsi="바탕" w:cs="Consolas" w:hint="eastAsia"/>
@@ -594,57 +552,7 @@
           <w:sz w:val="26"/>
           <w:szCs w:val="26"/>
         </w:rPr>
-        <w:t>오일러법칙</w:t>
-      </w:r>
-      <w:proofErr w:type="spellEnd"/>
-      <w:r>
-        <w:rPr>
-          <w:rFonts w:ascii="바탕" w:eastAsia="바탕" w:hAnsi="바탕" w:cs="Consolas" w:hint="eastAsia"/>
-          <w:b/>
-          <w:sz w:val="26"/>
-          <w:szCs w:val="26"/>
-        </w:rPr>
-        <w:t>2 (</w:t>
-      </w:r>
-      <w:proofErr w:type="spellStart"/>
-      <w:r>
-        <w:rPr>
-          <w:rFonts w:ascii="바탕" w:eastAsia="바탕" w:hAnsi="바탕" w:cs="Consolas" w:hint="eastAsia"/>
-          <w:b/>
-          <w:sz w:val="26"/>
-          <w:szCs w:val="26"/>
-        </w:rPr>
-        <w:t>오일러</w:t>
-      </w:r>
-      <w:proofErr w:type="spellEnd"/>
-      <w:r>
-        <w:rPr>
-          <w:rFonts w:ascii="바탕" w:eastAsia="바탕" w:hAnsi="바탕" w:cs="Consolas" w:hint="eastAsia"/>
-          <w:b/>
-          <w:sz w:val="26"/>
-          <w:szCs w:val="26"/>
-        </w:rPr>
-        <w:t xml:space="preserve"> </w:t>
-      </w:r>
-      <w:proofErr w:type="spellStart"/>
-      <w:r>
-        <w:rPr>
-          <w:rFonts w:ascii="바탕" w:eastAsia="바탕" w:hAnsi="바탕" w:cs="Consolas" w:hint="eastAsia"/>
-          <w:b/>
-          <w:sz w:val="26"/>
-          <w:szCs w:val="26"/>
-        </w:rPr>
-        <w:t>트레일</w:t>
-      </w:r>
-      <w:proofErr w:type="spellEnd"/>
-      <w:r>
-        <w:rPr>
-          <w:rFonts w:ascii="바탕" w:eastAsia="바탕" w:hAnsi="바탕" w:cs="Consolas" w:hint="eastAsia"/>
-          <w:b/>
-          <w:sz w:val="26"/>
-          <w:szCs w:val="26"/>
-        </w:rPr>
-        <w:t>)</w:t>
+        <w:t>오일러법칙2 (오일러 트레일)</w:t>
       </w:r>
     </w:p>
     <w:p>
@@ -667,25 +575,7 @@
           <w:sz w:val="20"/>
           <w:szCs w:val="20"/>
         </w:rPr>
-        <w:t xml:space="preserve">각각의 정점(꼭지점)에 연결된 수가 </w:t>
-      </w:r>
-      <w:proofErr w:type="spellStart"/>
-      <w:r>
-        <w:rPr>
-          <w:rFonts w:ascii="바탕" w:eastAsia="바탕" w:hAnsi="바탕" w:cs="Consolas" w:hint="eastAsia"/>
-          <w:sz w:val="20"/>
-          <w:szCs w:val="20"/>
-        </w:rPr>
-        <w:t>홀수인게</w:t>
-      </w:r>
-      <w:proofErr w:type="spellEnd"/>
-      <w:r>
-        <w:rPr>
-          <w:rFonts w:ascii="바탕" w:eastAsia="바탕" w:hAnsi="바탕" w:cs="Consolas" w:hint="eastAsia"/>
-          <w:sz w:val="20"/>
-          <w:szCs w:val="20"/>
-        </w:rPr>
-        <w:t xml:space="preserve"> 딱!</w:t>
+        <w:t>각각의 정점(꼭지점)에 연결된 수가 홀수인게 딱!</w:t>
       </w:r>
       <w:r>
         <w:rPr>
@@ -812,7 +702,6 @@
           <w:szCs w:val="20"/>
         </w:rPr>
       </w:pPr>
-      <w:proofErr w:type="gramStart"/>
       <w:r>
         <w:rPr>
           <w:rFonts w:ascii="Consolas" w:hAnsi="Consolas" w:cs="Consolas"/>
@@ -838,17 +727,7 @@
           <w:sz w:val="20"/>
           <w:szCs w:val="20"/>
         </w:rPr>
-        <w:t>:</w:t>
-      </w:r>
-      <w:proofErr w:type="gramEnd"/>
-      <w:r>
-        <w:rPr>
-          <w:rFonts w:ascii="Consolas" w:hAnsi="Consolas" w:cs="Consolas"/>
-          <w:b/>
-          <w:sz w:val="20"/>
-          <w:szCs w:val="20"/>
-        </w:rPr>
-        <w:t xml:space="preserve"> </w:t>
+        <w:t xml:space="preserve">: </w:t>
       </w:r>
       <w:r>
         <w:rPr>
@@ -1221,21 +1100,7 @@
         <w:rPr>
           <w:rFonts w:ascii="바탕" w:eastAsia="바탕" w:hAnsi="바탕" w:hint="eastAsia"/>
         </w:rPr>
-        <w:t xml:space="preserve">위 그림처럼 생긴 것을 그래프 또는 트리 </w:t>
-      </w:r>
-      <w:proofErr w:type="spellStart"/>
-      <w:r>
-        <w:rPr>
-          <w:rFonts w:ascii="바탕" w:eastAsia="바탕" w:hAnsi="바탕" w:hint="eastAsia"/>
-        </w:rPr>
-        <w:t>라고</w:t>
-      </w:r>
-      <w:proofErr w:type="spellEnd"/>
-      <w:r>
-        <w:rPr>
-          <w:rFonts w:ascii="바탕" w:eastAsia="바탕" w:hAnsi="바탕" w:hint="eastAsia"/>
-        </w:rPr>
-        <w:t xml:space="preserve"> 합니다.</w:t>
+        <w:t>위 그림처럼 생긴 것을 그래프 또는 트리 라고 합니다.</w:t>
       </w:r>
     </w:p>
     <w:p>
@@ -1401,7 +1266,6 @@
           <w:szCs w:val="20"/>
         </w:rPr>
       </w:pPr>
-      <w:proofErr w:type="gramStart"/>
       <w:r>
         <w:rPr>
           <w:rFonts w:ascii="맑은 고딕" w:eastAsia="맑은 고딕" w:hAnsi="맑은 고딕" w:cs="맑은 고딕" w:hint="eastAsia"/>
@@ -1416,16 +1280,7 @@
           <w:sz w:val="20"/>
           <w:szCs w:val="20"/>
         </w:rPr>
-        <w:t xml:space="preserve"> :</w:t>
-      </w:r>
-      <w:proofErr w:type="gramEnd"/>
-      <w:r>
-        <w:rPr>
-          <w:rFonts w:ascii="Consolas" w:eastAsia="Consolas" w:hAnsi="Consolas" w:cs="Consolas"/>
-          <w:sz w:val="20"/>
-          <w:szCs w:val="20"/>
-        </w:rPr>
-        <w:t xml:space="preserve"> 지하철 노선도, SNS 내의 친구 관계, 컴퓨터 네트워크 등</w:t>
+        <w:t xml:space="preserve"> : 지하철 노선도, SNS 내의 친구 관계, 컴퓨터 네트워크 등</w:t>
       </w:r>
     </w:p>
     <w:p>
@@ -1449,7 +1304,6 @@
           <w:szCs w:val="26"/>
         </w:rPr>
       </w:pPr>
-      <w:proofErr w:type="gramStart"/>
       <w:r>
         <w:rPr>
           <w:rFonts w:ascii="바탕" w:eastAsia="바탕" w:hAnsi="바탕" w:cs="Consolas" w:hint="eastAsia"/>
@@ -1457,37 +1311,7 @@
           <w:sz w:val="26"/>
           <w:szCs w:val="26"/>
         </w:rPr>
-        <w:t>그래프 :</w:t>
-      </w:r>
-      <w:proofErr w:type="gramEnd"/>
-      <w:r>
-        <w:rPr>
-          <w:rFonts w:ascii="바탕" w:eastAsia="바탕" w:hAnsi="바탕" w:cs="Consolas" w:hint="eastAsia"/>
-          <w:b/>
-          <w:sz w:val="26"/>
-          <w:szCs w:val="26"/>
-        </w:rPr>
-        <w:t xml:space="preserve"> 노드(node)와 </w:t>
-      </w:r>
-      <w:proofErr w:type="spellStart"/>
-      <w:r>
-        <w:rPr>
-          <w:rFonts w:ascii="바탕" w:eastAsia="바탕" w:hAnsi="바탕" w:cs="Consolas" w:hint="eastAsia"/>
-          <w:b/>
-          <w:sz w:val="26"/>
-          <w:szCs w:val="26"/>
-        </w:rPr>
-        <w:t>엣지</w:t>
-      </w:r>
-      <w:proofErr w:type="spellEnd"/>
-      <w:r>
-        <w:rPr>
-          <w:rFonts w:ascii="바탕" w:eastAsia="바탕" w:hAnsi="바탕" w:cs="Consolas" w:hint="eastAsia"/>
-          <w:b/>
-          <w:sz w:val="26"/>
-          <w:szCs w:val="26"/>
-        </w:rPr>
-        <w:t>(edge)로 구성</w:t>
+        <w:t>그래프 : 노드(node)와 엣지(edge)로 구성</w:t>
       </w:r>
     </w:p>
     <w:p>
@@ -1544,23 +1368,13 @@
           <w:szCs w:val="20"/>
         </w:rPr>
       </w:pPr>
-      <w:proofErr w:type="spellStart"/>
       <w:r>
         <w:rPr>
           <w:rFonts w:ascii="바탕" w:eastAsia="바탕" w:hAnsi="바탕" w:cs="Consolas" w:hint="eastAsia"/>
           <w:sz w:val="20"/>
           <w:szCs w:val="20"/>
         </w:rPr>
-        <w:t>엣지는</w:t>
-      </w:r>
-      <w:proofErr w:type="spellEnd"/>
-      <w:r>
-        <w:rPr>
-          <w:rFonts w:ascii="바탕" w:eastAsia="바탕" w:hAnsi="바탕" w:cs="Consolas" w:hint="eastAsia"/>
-          <w:sz w:val="20"/>
-          <w:szCs w:val="20"/>
-        </w:rPr>
-        <w:t xml:space="preserve"> </w:t>
+        <w:t xml:space="preserve">엣지는 </w:t>
       </w:r>
       <w:r>
         <w:rPr>
@@ -1594,7 +1408,7 @@
         <w:pStyle w:val="3"/>
         <w:widowControl w:val="0"/>
         <w:spacing w:before="200" w:after="200"/>
-        <w:ind w:firstLineChars="100" w:firstLine="260"/>
+        <w:ind w:firstLineChars="100" w:firstLine="255"/>
         <w:rPr>
           <w:rFonts w:ascii="Consolas" w:eastAsia="Consolas" w:hAnsi="Consolas" w:cs="Consolas"/>
           <w:b/>
@@ -1611,29 +1425,7 @@
           <w:sz w:val="26"/>
           <w:szCs w:val="26"/>
         </w:rPr>
-        <w:t xml:space="preserve">방향 그래프와 </w:t>
-      </w:r>
-      <w:proofErr w:type="spellStart"/>
-      <w:r>
-        <w:rPr>
-          <w:rFonts w:ascii="Consolas" w:eastAsia="Consolas" w:hAnsi="Consolas" w:cs="Consolas"/>
-          <w:b/>
-          <w:color w:val="000000"/>
-          <w:sz w:val="26"/>
-          <w:szCs w:val="26"/>
-        </w:rPr>
-        <w:t>무방향</w:t>
-      </w:r>
-      <w:proofErr w:type="spellEnd"/>
-      <w:r>
-        <w:rPr>
-          <w:rFonts w:ascii="Consolas" w:eastAsia="Consolas" w:hAnsi="Consolas" w:cs="Consolas"/>
-          <w:b/>
-          <w:color w:val="000000"/>
-          <w:sz w:val="26"/>
-          <w:szCs w:val="26"/>
-        </w:rPr>
-        <w:t xml:space="preserve"> 그래프</w:t>
+        <w:t>방향 그래프와 무방향 그래프</w:t>
       </w:r>
     </w:p>
     <w:p>
@@ -1656,61 +1448,7 @@
           <w:sz w:val="20"/>
           <w:szCs w:val="20"/>
         </w:rPr>
-        <w:t xml:space="preserve">방향이 없으면 </w:t>
-      </w:r>
-      <w:proofErr w:type="spellStart"/>
-      <w:r>
-        <w:rPr>
-          <w:rFonts w:ascii="Consolas" w:eastAsia="Consolas" w:hAnsi="Consolas" w:cs="Consolas"/>
-          <w:sz w:val="20"/>
-          <w:szCs w:val="20"/>
-        </w:rPr>
-        <w:t>무방향</w:t>
-      </w:r>
-      <w:proofErr w:type="spellEnd"/>
-      <w:r>
-        <w:rPr>
-          <w:rFonts w:ascii="Consolas" w:eastAsia="Consolas" w:hAnsi="Consolas" w:cs="Consolas"/>
-          <w:sz w:val="20"/>
-          <w:szCs w:val="20"/>
-        </w:rPr>
-        <w:t xml:space="preserve"> 그래프(undirected graph</w:t>
-      </w:r>
-      <w:proofErr w:type="gramStart"/>
-      <w:r>
-        <w:rPr>
-          <w:rFonts w:ascii="Consolas" w:eastAsia="Consolas" w:hAnsi="Consolas" w:cs="Consolas"/>
-          <w:sz w:val="20"/>
-          <w:szCs w:val="20"/>
-        </w:rPr>
-        <w:t>) :</w:t>
-      </w:r>
-      <w:proofErr w:type="gramEnd"/>
-      <w:r>
-        <w:rPr>
-          <w:rFonts w:ascii="Consolas" w:eastAsia="Consolas" w:hAnsi="Consolas" w:cs="Consolas"/>
-          <w:sz w:val="20"/>
-          <w:szCs w:val="20"/>
-        </w:rPr>
-        <w:t xml:space="preserve"> </w:t>
-      </w:r>
-      <w:proofErr w:type="spellStart"/>
-      <w:r>
-        <w:rPr>
-          <w:rFonts w:ascii="Consolas" w:eastAsia="Consolas" w:hAnsi="Consolas" w:cs="Consolas"/>
-          <w:sz w:val="20"/>
-          <w:szCs w:val="20"/>
-        </w:rPr>
-        <w:t>엣지를</w:t>
-      </w:r>
-      <w:proofErr w:type="spellEnd"/>
-      <w:r>
-        <w:rPr>
-          <w:rFonts w:ascii="Consolas" w:eastAsia="Consolas" w:hAnsi="Consolas" w:cs="Consolas"/>
-          <w:sz w:val="20"/>
-          <w:szCs w:val="20"/>
-        </w:rPr>
-        <w:t xml:space="preserve"> 선으로 표현</w:t>
+        <w:t>방향이 없으면 무방향 그래프(undirected graph) : 엣지를 선으로 표현</w:t>
       </w:r>
     </w:p>
     <w:p>
@@ -1733,27 +1471,8 @@
           <w:sz w:val="20"/>
           <w:szCs w:val="20"/>
         </w:rPr>
-        <w:t>방향이 있으면 방향 그래프(directed graph</w:t>
-      </w:r>
-      <w:proofErr w:type="gramStart"/>
-      <w:r>
-        <w:rPr>
-          <w:rFonts w:ascii="Consolas" w:eastAsia="Consolas" w:hAnsi="Consolas" w:cs="Consolas"/>
-          <w:sz w:val="20"/>
-          <w:szCs w:val="20"/>
-        </w:rPr>
-        <w:t>) :</w:t>
-      </w:r>
-      <w:proofErr w:type="gramEnd"/>
-      <w:r>
-        <w:rPr>
-          <w:rFonts w:ascii="Consolas" w:eastAsia="Consolas" w:hAnsi="Consolas" w:cs="Consolas"/>
-          <w:sz w:val="20"/>
-          <w:szCs w:val="20"/>
-        </w:rPr>
-        <w:t xml:space="preserve"> </w:t>
-      </w:r>
-      <w:proofErr w:type="spellStart"/>
+        <w:t xml:space="preserve">방향이 있으면 방향 그래프(directed graph) : </w:t>
+      </w:r>
       <w:r>
         <w:rPr>
           <w:rFonts w:ascii="Consolas" w:eastAsia="Consolas" w:hAnsi="Consolas" w:cs="Consolas"/>
@@ -1761,17 +1480,7 @@
           <w:sz w:val="20"/>
           <w:szCs w:val="20"/>
         </w:rPr>
-        <w:t>엣지를</w:t>
-      </w:r>
-      <w:proofErr w:type="spellEnd"/>
-      <w:r>
-        <w:rPr>
-          <w:rFonts w:ascii="Consolas" w:eastAsia="Consolas" w:hAnsi="Consolas" w:cs="Consolas"/>
-          <w:b/>
-          <w:sz w:val="20"/>
-          <w:szCs w:val="20"/>
-        </w:rPr>
-        <w:t xml:space="preserve"> 화살표 선</w:t>
+        <w:t>엣지를 화살표 선</w:t>
       </w:r>
       <w:r>
         <w:rPr>
@@ -2060,23 +1769,13 @@
           <w:szCs w:val="20"/>
         </w:rPr>
       </w:pPr>
-      <w:proofErr w:type="spellStart"/>
       <w:r>
         <w:rPr>
           <w:rFonts w:ascii="Consolas" w:eastAsia="Consolas" w:hAnsi="Consolas" w:cs="Consolas"/>
           <w:sz w:val="20"/>
           <w:szCs w:val="20"/>
         </w:rPr>
-        <w:t>엣지에</w:t>
-      </w:r>
-      <w:proofErr w:type="spellEnd"/>
-      <w:r>
-        <w:rPr>
-          <w:rFonts w:ascii="Consolas" w:eastAsia="Consolas" w:hAnsi="Consolas" w:cs="Consolas"/>
-          <w:sz w:val="20"/>
-          <w:szCs w:val="20"/>
-        </w:rPr>
-        <w:t xml:space="preserve"> 비용 등을 나타내는 값이 적용되어 있는 그래프</w:t>
+        <w:t>엣지에 비용 등을 나타내는 값이 적용되어 있는 그래프</w:t>
       </w:r>
     </w:p>
     <w:p>
@@ -2131,25 +1830,7 @@
           <w:sz w:val="20"/>
           <w:szCs w:val="20"/>
         </w:rPr>
-        <w:t xml:space="preserve">가중치 그래프도 방향 / </w:t>
-      </w:r>
-      <w:proofErr w:type="spellStart"/>
-      <w:r>
-        <w:rPr>
-          <w:rFonts w:ascii="Consolas" w:eastAsia="Consolas" w:hAnsi="Consolas" w:cs="Consolas"/>
-          <w:sz w:val="20"/>
-          <w:szCs w:val="20"/>
-        </w:rPr>
-        <w:t>무방향</w:t>
-      </w:r>
-      <w:proofErr w:type="spellEnd"/>
-      <w:r>
-        <w:rPr>
-          <w:rFonts w:ascii="Consolas" w:eastAsia="Consolas" w:hAnsi="Consolas" w:cs="Consolas"/>
-          <w:sz w:val="20"/>
-          <w:szCs w:val="20"/>
-        </w:rPr>
-        <w:t xml:space="preserve"> 가중치 그래프로 표현 가능</w:t>
+        <w:t>가중치 그래프도 방향 / 무방향 가중치 그래프로 표현 가능</w:t>
       </w:r>
       <w:r>
         <w:rPr>
@@ -2416,7 +2097,6 @@
         </w:rPr>
         <w:t xml:space="preserve">* </w:t>
       </w:r>
-      <w:proofErr w:type="gramStart"/>
       <w:r>
         <w:rPr>
           <w:rFonts w:ascii="굴림" w:eastAsia="돋움" w:hAnsi="굴림" w:cs="굴림"/>
@@ -2439,16 +2119,7 @@
           <w:b/>
           <w:color w:val="000000"/>
         </w:rPr>
-        <w:t>:</w:t>
-      </w:r>
-      <w:proofErr w:type="gramEnd"/>
-      <w:r>
-        <w:rPr>
-          <w:rFonts w:ascii="돋움" w:eastAsia="돋움" w:hAnsi="돋움" w:cs="굴림" w:hint="eastAsia"/>
-          <w:b/>
-          <w:color w:val="000000"/>
-        </w:rPr>
-        <w:t xml:space="preserve"> </w:t>
+        <w:t xml:space="preserve">: </w:t>
       </w:r>
       <w:r>
         <w:rPr>
@@ -2758,31 +2429,13 @@
               </w:rPr>
               <w:t xml:space="preserve">1. </w:t>
             </w:r>
-            <w:proofErr w:type="spellStart"/>
             <w:r>
               <w:rPr>
                 <w:rFonts w:ascii="돋움" w:eastAsia="돋움" w:hAnsi="돋움"/>
                 <w:b/>
               </w:rPr>
-              <w:t>전위</w:t>
+              <w:t>전위 순회</w:t>
             </w:r>
-            <w:proofErr w:type="spellEnd"/>
-            <w:r>
-              <w:rPr>
-                <w:rFonts w:ascii="돋움" w:eastAsia="돋움" w:hAnsi="돋움"/>
-                <w:b/>
-              </w:rPr>
-              <w:t xml:space="preserve"> </w:t>
-            </w:r>
-            <w:proofErr w:type="spellStart"/>
-            <w:r>
-              <w:rPr>
-                <w:rFonts w:ascii="돋움" w:eastAsia="돋움" w:hAnsi="돋움"/>
-                <w:b/>
-              </w:rPr>
-              <w:t>순회</w:t>
-            </w:r>
-            <w:proofErr w:type="spellEnd"/>
             <w:r>
               <w:rPr>
                 <w:rFonts w:ascii="돋움" w:eastAsia="돋움" w:hAnsi="돋움" w:hint="eastAsia"/>
@@ -2862,25 +2515,8 @@
                 <w:rFonts w:ascii="돋움" w:eastAsia="돋움" w:hAnsi="돋움"/>
                 <w:b/>
               </w:rPr>
-              <w:t xml:space="preserve">2. </w:t>
+              <w:t xml:space="preserve">2. 중위 </w:t>
             </w:r>
-            <w:proofErr w:type="spellStart"/>
-            <w:r>
-              <w:rPr>
-                <w:rFonts w:ascii="돋움" w:eastAsia="돋움" w:hAnsi="돋움"/>
-                <w:b/>
-              </w:rPr>
-              <w:t>중위</w:t>
-            </w:r>
-            <w:proofErr w:type="spellEnd"/>
-            <w:r>
-              <w:rPr>
-                <w:rFonts w:ascii="돋움" w:eastAsia="돋움" w:hAnsi="돋움"/>
-                <w:b/>
-              </w:rPr>
-              <w:t xml:space="preserve"> </w:t>
-            </w:r>
-            <w:proofErr w:type="spellStart"/>
             <w:r>
               <w:rPr>
                 <w:rFonts w:ascii="돋움" w:eastAsia="돋움" w:hAnsi="돋움" w:hint="eastAsia"/>
@@ -2888,7 +2524,6 @@
               </w:rPr>
               <w:t>순회</w:t>
             </w:r>
-            <w:proofErr w:type="spellEnd"/>
             <w:r>
               <w:rPr>
                 <w:rFonts w:ascii="돋움" w:eastAsia="돋움" w:hAnsi="돋움" w:hint="eastAsia"/>
@@ -2897,21 +2532,12 @@
               </w:rPr>
               <w:t xml:space="preserve"> (</w:t>
             </w:r>
-            <w:proofErr w:type="spellStart"/>
             <w:r>
               <w:rPr>
                 <w:rFonts w:ascii="돋움" w:eastAsia="돋움" w:hAnsi="돋움"/>
                 <w:b/>
               </w:rPr>
-              <w:t>Inorder</w:t>
-            </w:r>
-            <w:proofErr w:type="spellEnd"/>
-            <w:r>
-              <w:rPr>
-                <w:rFonts w:ascii="돋움" w:eastAsia="돋움" w:hAnsi="돋움"/>
-                <w:b/>
-              </w:rPr>
-              <w:t xml:space="preserve"> Traversal</w:t>
+              <w:t>Inorder Traversal</w:t>
             </w:r>
             <w:r>
               <w:rPr>
@@ -2985,31 +2611,13 @@
               </w:rPr>
               <w:t xml:space="preserve">3. </w:t>
             </w:r>
-            <w:proofErr w:type="spellStart"/>
             <w:r>
               <w:rPr>
                 <w:rFonts w:ascii="돋움" w:eastAsia="돋움" w:hAnsi="돋움"/>
                 <w:b/>
               </w:rPr>
-              <w:t>후위</w:t>
+              <w:t>후위 순회</w:t>
             </w:r>
-            <w:proofErr w:type="spellEnd"/>
-            <w:r>
-              <w:rPr>
-                <w:rFonts w:ascii="돋움" w:eastAsia="돋움" w:hAnsi="돋움"/>
-                <w:b/>
-              </w:rPr>
-              <w:t xml:space="preserve"> </w:t>
-            </w:r>
-            <w:proofErr w:type="spellStart"/>
-            <w:r>
-              <w:rPr>
-                <w:rFonts w:ascii="돋움" w:eastAsia="돋움" w:hAnsi="돋움"/>
-                <w:b/>
-              </w:rPr>
-              <w:t>순회</w:t>
-            </w:r>
-            <w:proofErr w:type="spellEnd"/>
             <w:r>
               <w:rPr>
                 <w:rFonts w:ascii="돋움" w:eastAsia="돋움" w:hAnsi="돋움" w:hint="eastAsia"/>
@@ -3018,21 +2626,12 @@
               </w:rPr>
               <w:t xml:space="preserve"> (</w:t>
             </w:r>
-            <w:proofErr w:type="spellStart"/>
             <w:r>
               <w:rPr>
                 <w:rFonts w:ascii="돋움" w:eastAsia="돋움" w:hAnsi="돋움"/>
                 <w:b/>
               </w:rPr>
-              <w:t>Postorder</w:t>
-            </w:r>
-            <w:proofErr w:type="spellEnd"/>
-            <w:r>
-              <w:rPr>
-                <w:rFonts w:ascii="돋움" w:eastAsia="돋움" w:hAnsi="돋움"/>
-                <w:b/>
-              </w:rPr>
-              <w:t xml:space="preserve"> Traversal</w:t>
+              <w:t>Postorder Traversal</w:t>
             </w:r>
             <w:r>
               <w:rPr>
@@ -3628,7 +3227,6 @@
         </w:rPr>
         <w:t>"</w:t>
       </w:r>
-      <w:proofErr w:type="spellStart"/>
       <w:r>
         <w:rPr>
           <w:rFonts w:ascii="Consolas" w:eastAsiaTheme="minorHAnsi" w:hAnsi="Consolas" w:cs="맑은 고딕"/>
@@ -3637,7 +3235,6 @@
         </w:rPr>
         <w:t>라고</w:t>
       </w:r>
-      <w:proofErr w:type="spellEnd"/>
       <w:r>
         <w:rPr>
           <w:rFonts w:ascii="Consolas" w:eastAsiaTheme="minorHAnsi" w:hAnsi="Consolas" w:cs="맑은 고딕"/>
@@ -6096,6 +5693,150 @@
     </w:p>
     <w:p>
       <w:pPr>
+        <w:rPr>
+          <w:rFonts w:ascii="Consolas" w:eastAsiaTheme="minorHAnsi" w:hAnsi="Consolas" w:cs="Consolas"/>
+          <w:sz w:val="24"/>
+          <w:szCs w:val="24"/>
+        </w:rPr>
+      </w:pPr>
+    </w:p>
+    <w:p>
+      <w:pPr>
+        <w:rPr>
+          <w:rFonts w:ascii="Consolas" w:eastAsiaTheme="minorHAnsi" w:hAnsi="Consolas" w:cs="Consolas"/>
+          <w:sz w:val="24"/>
+          <w:szCs w:val="24"/>
+        </w:rPr>
+      </w:pPr>
+    </w:p>
+    <w:p>
+      <w:pPr>
+        <w:rPr>
+          <w:rFonts w:ascii="Consolas" w:eastAsiaTheme="minorHAnsi" w:hAnsi="Consolas" w:cs="Consolas"/>
+          <w:sz w:val="24"/>
+          <w:szCs w:val="24"/>
+        </w:rPr>
+      </w:pPr>
+    </w:p>
+    <w:p>
+      <w:pPr>
+        <w:rPr>
+          <w:rFonts w:ascii="Consolas" w:eastAsiaTheme="minorHAnsi" w:hAnsi="Consolas" w:cs="Consolas"/>
+          <w:sz w:val="24"/>
+          <w:szCs w:val="24"/>
+        </w:rPr>
+      </w:pPr>
+    </w:p>
+    <w:p>
+      <w:pPr>
+        <w:rPr>
+          <w:rFonts w:ascii="Consolas" w:eastAsiaTheme="minorHAnsi" w:hAnsi="Consolas" w:cs="Consolas"/>
+          <w:sz w:val="24"/>
+          <w:szCs w:val="24"/>
+        </w:rPr>
+      </w:pPr>
+    </w:p>
+    <w:p>
+      <w:pPr>
+        <w:rPr>
+          <w:rFonts w:ascii="Consolas" w:eastAsiaTheme="minorHAnsi" w:hAnsi="Consolas" w:cs="Consolas"/>
+          <w:sz w:val="24"/>
+          <w:szCs w:val="24"/>
+        </w:rPr>
+      </w:pPr>
+    </w:p>
+    <w:p>
+      <w:pPr>
+        <w:rPr>
+          <w:rFonts w:ascii="Consolas" w:eastAsiaTheme="minorHAnsi" w:hAnsi="Consolas" w:cs="Consolas"/>
+          <w:sz w:val="24"/>
+          <w:szCs w:val="24"/>
+        </w:rPr>
+      </w:pPr>
+    </w:p>
+    <w:p>
+      <w:pPr>
+        <w:rPr>
+          <w:rFonts w:ascii="Consolas" w:eastAsiaTheme="minorHAnsi" w:hAnsi="Consolas" w:cs="Consolas"/>
+          <w:sz w:val="24"/>
+          <w:szCs w:val="24"/>
+        </w:rPr>
+      </w:pPr>
+    </w:p>
+    <w:p>
+      <w:pPr>
+        <w:rPr>
+          <w:rFonts w:ascii="Consolas" w:eastAsiaTheme="minorHAnsi" w:hAnsi="Consolas" w:cs="Consolas"/>
+          <w:sz w:val="24"/>
+          <w:szCs w:val="24"/>
+        </w:rPr>
+      </w:pPr>
+    </w:p>
+    <w:p>
+      <w:pPr>
+        <w:rPr>
+          <w:rFonts w:ascii="Consolas" w:eastAsiaTheme="minorHAnsi" w:hAnsi="Consolas" w:cs="Consolas"/>
+          <w:sz w:val="24"/>
+          <w:szCs w:val="24"/>
+        </w:rPr>
+      </w:pPr>
+    </w:p>
+    <w:p>
+      <w:pPr>
+        <w:rPr>
+          <w:rFonts w:ascii="Consolas" w:eastAsiaTheme="minorHAnsi" w:hAnsi="Consolas" w:cs="Consolas"/>
+          <w:sz w:val="24"/>
+          <w:szCs w:val="24"/>
+        </w:rPr>
+      </w:pPr>
+    </w:p>
+    <w:p>
+      <w:pPr>
+        <w:rPr>
+          <w:rFonts w:ascii="Consolas" w:eastAsiaTheme="minorHAnsi" w:hAnsi="Consolas" w:cs="Consolas"/>
+          <w:sz w:val="24"/>
+          <w:szCs w:val="24"/>
+        </w:rPr>
+      </w:pPr>
+    </w:p>
+    <w:p>
+      <w:pPr>
+        <w:rPr>
+          <w:rFonts w:ascii="Consolas" w:eastAsiaTheme="minorHAnsi" w:hAnsi="Consolas" w:cs="Consolas" w:hint="eastAsia"/>
+          <w:sz w:val="24"/>
+          <w:szCs w:val="24"/>
+        </w:rPr>
+      </w:pPr>
+    </w:p>
+    <w:p>
+      <w:pPr>
+        <w:rPr>
+          <w:rFonts w:ascii="Consolas" w:eastAsiaTheme="minorHAnsi" w:hAnsi="Consolas" w:cs="Consolas"/>
+          <w:sz w:val="24"/>
+          <w:szCs w:val="24"/>
+        </w:rPr>
+      </w:pPr>
+    </w:p>
+    <w:p>
+      <w:pPr>
+        <w:rPr>
+          <w:rFonts w:ascii="Consolas" w:eastAsiaTheme="minorHAnsi" w:hAnsi="Consolas" w:cs="Consolas"/>
+          <w:sz w:val="24"/>
+          <w:szCs w:val="24"/>
+        </w:rPr>
+      </w:pPr>
+    </w:p>
+    <w:p>
+      <w:pPr>
+        <w:rPr>
+          <w:rFonts w:ascii="Consolas" w:eastAsiaTheme="minorHAnsi" w:hAnsi="Consolas" w:cs="Consolas"/>
+          <w:sz w:val="24"/>
+          <w:szCs w:val="24"/>
+        </w:rPr>
+      </w:pPr>
+    </w:p>
+    <w:p>
+      <w:pPr>
         <w:pStyle w:val="a7"/>
         <w:numPr>
           <w:ilvl w:val="0"/>
@@ -6114,6 +5855,7 @@
           <w:sz w:val="24"/>
           <w:szCs w:val="24"/>
         </w:rPr>
+        <w:lastRenderedPageBreak/>
         <w:t>아래와</w:t>
       </w:r>
       <w:r>
@@ -6799,7 +6541,6 @@
           <w:sz w:val="24"/>
           <w:szCs w:val="24"/>
         </w:rPr>
-        <w:lastRenderedPageBreak/>
         <w:drawing>
           <wp:inline distT="0" distB="0" distL="0" distR="0" wp14:anchorId="298A3854" wp14:editId="369FC270">
             <wp:extent cx="4262510" cy="2128523"/>
@@ -6987,25 +6728,7 @@
           <w:sz w:val="24"/>
           <w:szCs w:val="24"/>
         </w:rPr>
-        <w:t xml:space="preserve"> </w:t>
-      </w:r>
-      <w:proofErr w:type="gramStart"/>
-      <w:r>
-        <w:rPr>
-          <w:rFonts w:ascii="Consolas" w:eastAsiaTheme="minorHAnsi" w:hAnsi="Consolas" w:cs="Consolas" w:hint="eastAsia"/>
-          <w:sz w:val="24"/>
-          <w:szCs w:val="24"/>
-        </w:rPr>
-        <w:t>12!/</w:t>
-      </w:r>
-      <w:proofErr w:type="gramEnd"/>
-      <w:r>
-        <w:rPr>
-          <w:rFonts w:ascii="Consolas" w:eastAsiaTheme="minorHAnsi" w:hAnsi="Consolas" w:cs="Consolas" w:hint="eastAsia"/>
-          <w:sz w:val="24"/>
-          <w:szCs w:val="24"/>
-        </w:rPr>
-        <w:t xml:space="preserve">k </w:t>
+        <w:t xml:space="preserve"> 12!/k </w:t>
       </w:r>
       <w:r>
         <w:rPr>
@@ -7308,6 +7031,15 @@
     </w:p>
     <w:p>
       <w:pPr>
+        <w:rPr>
+          <w:rFonts w:ascii="Consolas" w:eastAsiaTheme="minorHAnsi" w:hAnsi="Consolas" w:cs="Consolas"/>
+          <w:sz w:val="24"/>
+          <w:szCs w:val="24"/>
+        </w:rPr>
+      </w:pPr>
+    </w:p>
+    <w:p>
+      <w:pPr>
         <w:pStyle w:val="FirstParagraph"/>
         <w:numPr>
           <w:ilvl w:val="0"/>
@@ -7318,6 +7050,7 @@
         <w:rPr>
           <w:rFonts w:hint="eastAsia"/>
         </w:rPr>
+        <w:lastRenderedPageBreak/>
         <w:t>아래와 같이 정점이 15개이고,모든 정점에서 출발하는 간선이 정확히 1개씩 있는 방향 그래프가 있다. 정점에는 1부터 15까지의 번호가 붙어 있다.</w:t>
       </w:r>
     </w:p>
@@ -7396,7 +7129,6 @@
           <w:rPr>
             <w:rFonts w:ascii="Cambria Math" w:hAnsi="Cambria Math"/>
           </w:rPr>
-          <w:lastRenderedPageBreak/>
           <m:t>f</m:t>
         </m:r>
         <m:r>
@@ -7987,71 +7719,6 @@
       <w:pPr>
         <w:pStyle w:val="ab"/>
         <w:rPr>
-          <w:lang w:eastAsia="ko-KR"/>
-        </w:rPr>
-      </w:pPr>
-    </w:p>
-    <w:p>
-      <w:pPr>
-        <w:pStyle w:val="ab"/>
-        <w:rPr>
-          <w:lang w:eastAsia="ko-KR"/>
-        </w:rPr>
-      </w:pPr>
-    </w:p>
-    <w:p>
-      <w:pPr>
-        <w:pStyle w:val="ab"/>
-        <w:rPr>
-          <w:lang w:eastAsia="ko-KR"/>
-        </w:rPr>
-      </w:pPr>
-    </w:p>
-    <w:p>
-      <w:pPr>
-        <w:pStyle w:val="ab"/>
-        <w:rPr>
-          <w:lang w:eastAsia="ko-KR"/>
-        </w:rPr>
-      </w:pPr>
-    </w:p>
-    <w:p>
-      <w:pPr>
-        <w:pStyle w:val="ab"/>
-        <w:rPr>
-          <w:lang w:eastAsia="ko-KR"/>
-        </w:rPr>
-      </w:pPr>
-    </w:p>
-    <w:p>
-      <w:pPr>
-        <w:pStyle w:val="ab"/>
-        <w:rPr>
-          <w:lang w:eastAsia="ko-KR"/>
-        </w:rPr>
-      </w:pPr>
-    </w:p>
-    <w:p>
-      <w:pPr>
-        <w:pStyle w:val="ab"/>
-        <w:rPr>
-          <w:lang w:eastAsia="ko-KR"/>
-        </w:rPr>
-      </w:pPr>
-    </w:p>
-    <w:p>
-      <w:pPr>
-        <w:pStyle w:val="ab"/>
-        <w:rPr>
-          <w:lang w:eastAsia="ko-KR"/>
-        </w:rPr>
-      </w:pPr>
-    </w:p>
-    <w:p>
-      <w:pPr>
-        <w:pStyle w:val="ab"/>
-        <w:rPr>
-          <w:rFonts w:hint="eastAsia"/>
           <w:lang w:eastAsia="ko-KR"/>
         </w:rPr>
       </w:pPr>
@@ -10088,16 +9755,12 @@
     <w:r>
       <w:t xml:space="preserve"> </w:t>
     </w:r>
-    <w:proofErr w:type="spellStart"/>
-    <w:proofErr w:type="gramStart"/>
     <w:r>
       <w:t>두잉창의코딩</w:t>
     </w:r>
-    <w:proofErr w:type="spellEnd"/>
     <w:r>
       <w:t xml:space="preserve"> !</w:t>
     </w:r>
-    <w:proofErr w:type="gramEnd"/>
   </w:p>
 </w:hdr>
 </file>
@@ -12593,6 +12256,7 @@
     <w:lsdException w:name="HTML Sample" w:semiHidden="1" w:unhideWhenUsed="1"/>
     <w:lsdException w:name="HTML Typewriter" w:semiHidden="1" w:unhideWhenUsed="1"/>
     <w:lsdException w:name="HTML Variable" w:semiHidden="1" w:unhideWhenUsed="1"/>
+    <w:lsdException w:name="Normal Table" w:semiHidden="1" w:unhideWhenUsed="1"/>
     <w:lsdException w:name="annotation subject" w:semiHidden="1" w:unhideWhenUsed="1"/>
     <w:lsdException w:name="No List" w:semiHidden="1" w:unhideWhenUsed="1"/>
     <w:lsdException w:name="Outline List 1" w:semiHidden="1" w:unhideWhenUsed="1"/>
@@ -12635,8 +12299,11 @@
     <w:lsdException w:name="Table Contemporary" w:semiHidden="1" w:unhideWhenUsed="1"/>
     <w:lsdException w:name="Table Elegant" w:semiHidden="1" w:unhideWhenUsed="1"/>
     <w:lsdException w:name="Table Professional" w:semiHidden="1" w:unhideWhenUsed="1"/>
+    <w:lsdException w:name="Table Subtle 1" w:semiHidden="1" w:unhideWhenUsed="1"/>
     <w:lsdException w:name="Table Subtle 2" w:semiHidden="1" w:unhideWhenUsed="1"/>
     <w:lsdException w:name="Table Web 1" w:semiHidden="1" w:unhideWhenUsed="1"/>
+    <w:lsdException w:name="Table Web 2" w:semiHidden="1" w:unhideWhenUsed="1"/>
+    <w:lsdException w:name="Table Web 3" w:semiHidden="1" w:unhideWhenUsed="1"/>
     <w:lsdException w:name="Balloon Text" w:semiHidden="1" w:unhideWhenUsed="1"/>
     <w:lsdException w:name="Table Grid" w:uiPriority="59"/>
     <w:lsdException w:name="Table Theme" w:semiHidden="1" w:unhideWhenUsed="1"/>
